--- a/Docs/Project 3 - Defects and Discrepancies Report - Devangbhai & Meet.docx
+++ b/Docs/Project 3 - Defects and Discrepancies Report - Devangbhai & Meet.docx
@@ -2,7 +2,7 @@
 <file path=word/document.xml><?xml version="1.0" encoding="utf-8"?>
 <w:document xmlns:w="http://schemas.openxmlformats.org/wordprocessingml/2006/main" xmlns:m="http://schemas.openxmlformats.org/officeDocument/2006/math" xmlns:r="http://schemas.openxmlformats.org/officeDocument/2006/relationships" xmlns:o="urn:schemas-microsoft-com:office:office" xmlns:v="urn:schemas-microsoft-com:vml" xmlns:w10="urn:schemas-microsoft-com:office:word" xmlns:a="http://schemas.openxmlformats.org/drawingml/2006/main" xmlns:pic="http://schemas.openxmlformats.org/drawingml/2006/picture" xmlns:wp="http://schemas.openxmlformats.org/drawingml/2006/wordprocessingDrawing">
   <w:body>
-    <w:bookmarkStart w:id="22" w:name="cst8513-quality-assurance-and-testing"/>
+    <w:bookmarkStart w:id="9" w:name="cst8513-quality-assurance-and-testing"/>
     <w:p>
       <w:pPr>
         <w:pStyle w:val="Heading1"/>
@@ -11,13 +11,23 @@
         <w:t xml:space="preserve">CST8513: Quality Assurance and Testing</w:t>
       </w:r>
     </w:p>
-    <w:bookmarkStart w:id="11" w:name="Xbc84a6744e21602851b753f9c4b89d87a539beb"/>
+    <w:bookmarkEnd w:id="9"/>
+    <w:bookmarkStart w:id="23" w:name="X94273f3967d243c8937b0a84581bad17b1a74b3"/>
+    <w:p>
+      <w:pPr>
+        <w:pStyle w:val="Heading1"/>
+      </w:pPr>
+      <w:r>
+        <w:t xml:space="preserve">Assignment III (Phase 3: Automation Testing)</w:t>
+      </w:r>
+    </w:p>
+    <w:bookmarkStart w:id="11" w:name="X653f5076766a1fde62b3f4dd3910f983da142d6"/>
     <w:p>
       <w:pPr>
         <w:pStyle w:val="Heading2"/>
       </w:pPr>
       <w:r>
-        <w:t xml:space="preserve">Project 3 – Defects and Discrepancies Report</w:t>
+        <w:t xml:space="preserve">Deliverable 2: Defects and Discrepancies Report</w:t>
       </w:r>
     </w:p>
     <w:bookmarkStart w:id="10" w:name="X17cb1c9d9233deb31a8bd284bf45b4a541e58e4"/>
@@ -38,19 +48,14 @@
           <w:b/>
           <w:bCs/>
         </w:rPr>
-        <w:t xml:space="preserve">Target Application:</w:t>
-      </w:r>
-      <w:r>
-        <w:t xml:space="preserve"> </w:t>
-      </w:r>
-      <w:hyperlink r:id="rId9">
-        <w:r>
-          <w:rPr>
-            <w:rStyle w:val="Hyperlink"/>
-          </w:rPr>
-          <w:t xml:space="preserve">SauceDemo (Swag Labs)</w:t>
-        </w:r>
-      </w:hyperlink>
+        <w:t xml:space="preserve">Target Web Application:</w:t>
+      </w:r>
+      <w:r>
+        <w:t xml:space="preserve"> </w:t>
+      </w:r>
+      <w:r>
+        <w:t xml:space="preserve">SauceDemo (Swag Labs) - https://www.saucedemo.com/</w:t>
+      </w:r>
       <w:r>
         <w:br/>
       </w:r>
@@ -91,29 +96,29 @@
           <w:b/>
           <w:bCs/>
         </w:rPr>
-        <w:t xml:space="preserve">Term:</w:t>
-      </w:r>
-      <w:r>
-        <w:t xml:space="preserve"> </w:t>
-      </w:r>
-      <w:r>
-        <w:t xml:space="preserve">Summer 2026 |</w:t>
-      </w:r>
-      <w:r>
-        <w:t xml:space="preserve"> </w:t>
+        <w:t xml:space="preserve">Course:</w:t>
+      </w:r>
+      <w:r>
+        <w:t xml:space="preserve"> </w:t>
+      </w:r>
+      <w:r>
+        <w:t xml:space="preserve">CST8513 – Quality Assurance and Testing</w:t>
+      </w:r>
+      <w:r>
+        <w:br/>
       </w:r>
       <w:r>
         <w:rPr>
           <w:b/>
           <w:bCs/>
         </w:rPr>
-        <w:t xml:space="preserve">Institution:</w:t>
-      </w:r>
-      <w:r>
-        <w:t xml:space="preserve"> </w:t>
-      </w:r>
-      <w:r>
-        <w:t xml:space="preserve">Algonquin College – School of Advanced Technology</w:t>
+        <w:t xml:space="preserve">Academic Term:</w:t>
+      </w:r>
+      <w:r>
+        <w:t xml:space="preserve"> </w:t>
+      </w:r>
+      <w:r>
+        <w:t xml:space="preserve">Summer 2026</w:t>
       </w:r>
       <w:r>
         <w:br/>
@@ -123,16 +128,29 @@
           <w:b/>
           <w:bCs/>
         </w:rPr>
-        <w:t xml:space="preserve">File Generated:</w:t>
-      </w:r>
-      <w:r>
-        <w:t xml:space="preserve"> </w:t>
-      </w:r>
-      <w:r>
-        <w:rPr>
-          <w:rStyle w:val="VerbatimChar"/>
-        </w:rPr>
-        <w:t xml:space="preserve">Docs/Project 3 - Defects and Discrepancies Report - Devangbhai &amp; Meet.docx</w:t>
+        <w:t xml:space="preserve">Institution:</w:t>
+      </w:r>
+      <w:r>
+        <w:t xml:space="preserve"> </w:t>
+      </w:r>
+      <w:r>
+        <w:t xml:space="preserve">Algonquin College – School of Advanced Technology</w:t>
+      </w:r>
+      <w:r>
+        <w:br/>
+      </w:r>
+      <w:r>
+        <w:rPr>
+          <w:b/>
+          <w:bCs/>
+        </w:rPr>
+        <w:t xml:space="preserve">Repository:</w:t>
+      </w:r>
+      <w:r>
+        <w:t xml:space="preserve"> </w:t>
+      </w:r>
+      <w:r>
+        <w:t xml:space="preserve">https://github.com/MeetAhalpara/QA-Test-Automation</w:t>
       </w:r>
     </w:p>
     <w:p>
@@ -158,55 +176,7 @@
         <w:pStyle w:val="FirstParagraph"/>
       </w:pPr>
       <w:r>
-        <w:t xml:space="preserve">This</w:t>
-      </w:r>
-      <w:r>
-        <w:t xml:space="preserve"> </w:t>
-      </w:r>
-      <w:r>
-        <w:rPr>
-          <w:b/>
-          <w:bCs/>
-        </w:rPr>
-        <w:t xml:space="preserve">Discrepancies Report</w:t>
-      </w:r>
-      <w:r>
-        <w:t xml:space="preserve"> </w:t>
-      </w:r>
-      <w:r>
-        <w:t xml:space="preserve">is submitted as</w:t>
-      </w:r>
-      <w:r>
-        <w:t xml:space="preserve"> </w:t>
-      </w:r>
-      <w:r>
-        <w:rPr>
-          <w:b/>
-          <w:bCs/>
-        </w:rPr>
-        <w:t xml:space="preserve">Deliverable 2</w:t>
-      </w:r>
-      <w:r>
-        <w:t xml:space="preserve"> </w:t>
-      </w:r>
-      <w:r>
-        <w:t xml:space="preserve">for</w:t>
-      </w:r>
-      <w:r>
-        <w:t xml:space="preserve"> </w:t>
-      </w:r>
-      <w:r>
-        <w:rPr>
-          <w:b/>
-          <w:bCs/>
-        </w:rPr>
-        <w:t xml:space="preserve">Assignment III (Phase 3: Automation Testing)</w:t>
-      </w:r>
-      <w:r>
-        <w:t xml:space="preserve"> </w:t>
-      </w:r>
-      <w:r>
-        <w:t xml:space="preserve">in CST8513.</w:t>
+        <w:t xml:space="preserve">This Discrepancies Report is submitted as Deliverable 2 for Assignment III (Phase 3: Automation Testing) in CST8513.</w:t>
       </w:r>
     </w:p>
     <w:p>
@@ -214,130 +184,22 @@
         <w:pStyle w:val="BodyText"/>
       </w:pPr>
       <w:r>
-        <w:t xml:space="preserve">During</w:t>
-      </w:r>
-      <w:r>
-        <w:t xml:space="preserve"> </w:t>
-      </w:r>
-      <w:r>
-        <w:rPr>
-          <w:b/>
-          <w:bCs/>
-        </w:rPr>
-        <w:t xml:space="preserve">Phase 2 (Manual Testing)</w:t>
-      </w:r>
-      <w:r>
-        <w:t xml:space="preserve">, the testing team executed 14 manual functional test cases (</w:t>
-      </w:r>
-      <w:r>
-        <w:rPr>
-          <w:rStyle w:val="VerbatimChar"/>
-        </w:rPr>
-        <w:t xml:space="preserve">TC-01</w:t>
-      </w:r>
-      <w:r>
-        <w:t xml:space="preserve"> </w:t>
-      </w:r>
-      <w:r>
-        <w:t xml:space="preserve">through</w:t>
-      </w:r>
-      <w:r>
-        <w:t xml:space="preserve"> </w:t>
-      </w:r>
-      <w:r>
-        <w:rPr>
-          <w:rStyle w:val="VerbatimChar"/>
-        </w:rPr>
-        <w:t xml:space="preserve">TC-14</w:t>
-      </w:r>
-      <w:r>
-        <w:t xml:space="preserve">), achieving an</w:t>
-      </w:r>
-      <w:r>
-        <w:t xml:space="preserve"> </w:t>
-      </w:r>
-      <w:r>
-        <w:rPr>
-          <w:b/>
-          <w:bCs/>
-        </w:rPr>
-        <w:t xml:space="preserve">85.7% pass rate (12 passed, 2 failed)</w:t>
-      </w:r>
-      <w:r>
-        <w:t xml:space="preserve"> </w:t>
-      </w:r>
-      <w:r>
-        <w:t xml:space="preserve">and documenting two functional defects:</w:t>
-      </w:r>
-      <w:r>
-        <w:t xml:space="preserve"> </w:t>
-      </w:r>
-      <w:r>
-        <w:t xml:space="preserve">-</w:t>
-      </w:r>
-      <w:r>
-        <w:t xml:space="preserve"> </w:t>
-      </w:r>
-      <w:r>
-        <w:rPr>
-          <w:b/>
-          <w:bCs/>
-        </w:rPr>
-        <w:t xml:space="preserve">Defect D-01 (High):</w:t>
-      </w:r>
-      <w:r>
-        <w:t xml:space="preserve"> </w:t>
-      </w:r>
-      <w:r>
-        <w:rPr>
-          <w:i/>
-          <w:iCs/>
-        </w:rPr>
-        <w:t xml:space="preserve">Empty Cart Checkout</w:t>
-      </w:r>
-      <w:r>
-        <w:t xml:space="preserve"> </w:t>
-      </w:r>
-      <w:r>
-        <w:t xml:space="preserve">— Users can proceed through the entire checkout flow with 0 items.</w:t>
-      </w:r>
-      <w:r>
-        <w:t xml:space="preserve"> </w:t>
-      </w:r>
-      <w:r>
-        <w:t xml:space="preserve">-</w:t>
-      </w:r>
-      <w:r>
-        <w:t xml:space="preserve"> </w:t>
-      </w:r>
-      <w:r>
-        <w:rPr>
-          <w:b/>
-          <w:bCs/>
-        </w:rPr>
-        <w:t xml:space="preserve">Defect D-02 (Medium):</w:t>
-      </w:r>
-      <w:r>
-        <w:t xml:space="preserve"> </w:t>
-      </w:r>
-      <w:r>
-        <w:rPr>
-          <w:i/>
-          <w:iCs/>
-        </w:rPr>
-        <w:t xml:space="preserve">Weak Input Validation</w:t>
-      </w:r>
-      <w:r>
-        <w:t xml:space="preserve"> </w:t>
-      </w:r>
-      <w:r>
-        <w:t xml:space="preserve">— Checkout customer fields accept single-character inputs (</w:t>
-      </w:r>
-      <w:r>
-        <w:rPr>
-          <w:rStyle w:val="VerbatimChar"/>
-        </w:rPr>
-        <w:t xml:space="preserve">"a"</w:t>
+        <w:t xml:space="preserve">During Phase 2 (Manual Testing), the testing team executed 14 manual functional test cases (TC-01 through TC-14), achieving an 85.7% pass rate (12 passed, 2 failed) and documenting two functional defects:</w:t>
+      </w:r>
+      <w:r>
+        <w:t xml:space="preserve"> </w:t>
+      </w:r>
+      <w:r>
+        <w:t xml:space="preserve">- Defect D-01 (High): Empty Cart Checkout - Users can proceed through the entire checkout flow with 0 items in the cart.</w:t>
+      </w:r>
+      <w:r>
+        <w:t xml:space="preserve"> </w:t>
+      </w:r>
+      <w:r>
+        <w:t xml:space="preserve">- Defect D-02 (Medium): Weak Input Validation - Checkout customer fields accept single-character inputs (</w:t>
+      </w:r>
+      <w:r>
+        <w:t xml:space="preserve">“a”</w:t>
       </w:r>
       <w:r>
         <w:t xml:space="preserve">,</w:t>
@@ -346,10 +208,7 @@
         <w:t xml:space="preserve"> </w:t>
       </w:r>
       <w:r>
-        <w:rPr>
-          <w:rStyle w:val="VerbatimChar"/>
-        </w:rPr>
-        <w:t xml:space="preserve">"1"</w:t>
+        <w:t xml:space="preserve">“1”</w:t>
       </w:r>
       <w:r>
         <w:t xml:space="preserve">,</w:t>
@@ -358,13 +217,10 @@
         <w:t xml:space="preserve"> </w:t>
       </w:r>
       <w:r>
-        <w:rPr>
-          <w:rStyle w:val="VerbatimChar"/>
-        </w:rPr>
-        <w:t xml:space="preserve">"!"</w:t>
-      </w:r>
-      <w:r>
-        <w:t xml:space="preserve">) without validation constraints.</w:t>
+        <w:t xml:space="preserve">“!”</w:t>
+      </w:r>
+      <w:r>
+        <w:t xml:space="preserve">) without format constraints.</w:t>
       </w:r>
     </w:p>
     <w:p>
@@ -372,33 +228,7 @@
         <w:pStyle w:val="BodyText"/>
       </w:pPr>
       <w:r>
-        <w:t xml:space="preserve">In</w:t>
-      </w:r>
-      <w:r>
-        <w:t xml:space="preserve"> </w:t>
-      </w:r>
-      <w:r>
-        <w:rPr>
-          <w:b/>
-          <w:bCs/>
-        </w:rPr>
-        <w:t xml:space="preserve">Phase 3 (Automation Testing)</w:t>
-      </w:r>
-      <w:r>
-        <w:t xml:space="preserve">, the entire test suite was transformed into an automated regression testing framework using</w:t>
-      </w:r>
-      <w:r>
-        <w:t xml:space="preserve"> </w:t>
-      </w:r>
-      <w:r>
-        <w:rPr>
-          <w:b/>
-          <w:bCs/>
-        </w:rPr>
-        <w:t xml:space="preserve">Python, Selenium WebDriver (Page Object Model), and Robot Framework</w:t>
-      </w:r>
-      <w:r>
-        <w:t xml:space="preserve">.</w:t>
+        <w:t xml:space="preserve">In Phase 3 (Automation Testing), the entire test suite was transformed into an automated regression testing framework using Python, Selenium WebDriver (Page Object Model), and Robot Framework.</w:t>
       </w:r>
     </w:p>
     <w:p>
@@ -406,23 +236,7 @@
         <w:pStyle w:val="BodyText"/>
       </w:pPr>
       <w:r>
-        <w:t xml:space="preserve">The purpose of this report is to analyze the technical, operational, and behavioral</w:t>
-      </w:r>
-      <w:r>
-        <w:t xml:space="preserve"> </w:t>
-      </w:r>
-      <w:r>
-        <w:rPr>
-          <w:b/>
-          <w:bCs/>
-        </w:rPr>
-        <w:t xml:space="preserve">discrepancies</w:t>
-      </w:r>
-      <w:r>
-        <w:t xml:space="preserve"> </w:t>
-      </w:r>
-      <w:r>
-        <w:t xml:space="preserve">that emerged when moving from manual testing to automation, including execution timing differentials, dynamic React DOM rendering quirks, synthetic event handling, automated defect reproduction, and proposed engineering resolutions.</w:t>
+        <w:t xml:space="preserve">The purpose of this report is to analyze the technical, operational, and behavioral discrepancies that emerged when moving from manual testing to automation, including execution timing differentials, dynamic React DOM rendering quirks, synthetic event handling, automated defect reproduction, and proposed engineering resolutions.</w:t>
       </w:r>
     </w:p>
     <w:p>
@@ -517,10 +331,6 @@
               <w:jc w:val="left"/>
             </w:pPr>
             <w:r>
-              <w:rPr>
-                <w:b/>
-                <w:bCs/>
-              </w:rPr>
               <w:t xml:space="preserve">Total Execution Time</w:t>
             </w:r>
           </w:p>
@@ -533,54 +343,30 @@
               <w:jc w:val="left"/>
             </w:pPr>
             <w:r>
-              <w:rPr>
-                <w:b/>
-                <w:bCs/>
-              </w:rPr>
-              <w:t xml:space="preserve">18 minutes</w:t>
-            </w:r>
-            <w:r>
-              <w:t xml:space="preserve"> </w:t>
-            </w:r>
-            <w:r>
-              <w:t xml:space="preserve">(~1,080 seconds)</w:t>
-            </w:r>
-          </w:p>
-        </w:tc>
-        <w:tc>
-          <w:tcPr/>
-          <w:p>
-            <w:pPr>
-              <w:pStyle w:val="Compact"/>
-              <w:jc w:val="left"/>
-            </w:pPr>
-            <w:r>
-              <w:rPr>
-                <w:b/>
-                <w:bCs/>
-              </w:rPr>
-              <w:t xml:space="preserve">1 min 50 sec</w:t>
-            </w:r>
-            <w:r>
-              <w:t xml:space="preserve"> </w:t>
-            </w:r>
-            <w:r>
-              <w:t xml:space="preserve">(110.58 seconds)</w:t>
-            </w:r>
-          </w:p>
-        </w:tc>
-        <w:tc>
-          <w:tcPr/>
-          <w:p>
-            <w:pPr>
-              <w:pStyle w:val="Compact"/>
-              <w:jc w:val="left"/>
-            </w:pPr>
-            <w:r>
-              <w:rPr>
-                <w:b/>
-                <w:bCs/>
-              </w:rPr>
+              <w:t xml:space="preserve">18 minutes (~1,080 seconds)</w:t>
+            </w:r>
+          </w:p>
+        </w:tc>
+        <w:tc>
+          <w:tcPr/>
+          <w:p>
+            <w:pPr>
+              <w:pStyle w:val="Compact"/>
+              <w:jc w:val="left"/>
+            </w:pPr>
+            <w:r>
+              <w:t xml:space="preserve">1 min 50 sec (110.58 seconds)</w:t>
+            </w:r>
+          </w:p>
+        </w:tc>
+        <w:tc>
+          <w:tcPr/>
+          <w:p>
+            <w:pPr>
+              <w:pStyle w:val="Compact"/>
+              <w:jc w:val="left"/>
+            </w:pPr>
+            <w:r>
               <w:t xml:space="preserve">89.8% Time Reduction (9.8x Faster)</w:t>
             </w:r>
           </w:p>
@@ -595,10 +381,6 @@
               <w:jc w:val="left"/>
             </w:pPr>
             <w:r>
-              <w:rPr>
-                <w:b/>
-                <w:bCs/>
-              </w:rPr>
               <w:t xml:space="preserve">Average Time per Test Case</w:t>
             </w:r>
           </w:p>
@@ -649,10 +431,6 @@
               <w:jc w:val="left"/>
             </w:pPr>
             <w:r>
-              <w:rPr>
-                <w:b/>
-                <w:bCs/>
-              </w:rPr>
               <w:t xml:space="preserve">Human Effort per Run</w:t>
             </w:r>
           </w:p>
@@ -703,10 +481,6 @@
               <w:jc w:val="left"/>
             </w:pPr>
             <w:r>
-              <w:rPr>
-                <w:b/>
-                <w:bCs/>
-              </w:rPr>
               <w:t xml:space="preserve">Regression Repeatability</w:t>
             </w:r>
           </w:p>
@@ -757,10 +531,6 @@
               <w:jc w:val="left"/>
             </w:pPr>
             <w:r>
-              <w:rPr>
-                <w:b/>
-                <w:bCs/>
-              </w:rPr>
               <w:t xml:space="preserve">Defect Capture Consistency</w:t>
             </w:r>
           </w:p>
@@ -811,10 +581,6 @@
               <w:jc w:val="left"/>
             </w:pPr>
             <w:r>
-              <w:rPr>
-                <w:b/>
-                <w:bCs/>
-              </w:rPr>
               <w:t xml:space="preserve">CI/CD Pipeline Integration</w:t>
             </w:r>
           </w:p>
@@ -880,7 +646,7 @@
         <w:pStyle w:val="Heading3"/>
       </w:pPr>
       <w:r>
-        <w:t xml:space="preserve">🔍 Discrepancy 1: Dynamic React DOM Mutation &amp; Stale Element References (TC-04: Product Sorting)</w:t>
+        <w:t xml:space="preserve">Discrepancy 1: Dynamic React DOM Mutation &amp; Stale Element References (TC-04: Product Sorting)</w:t>
       </w:r>
     </w:p>
     <w:p>
@@ -891,26 +657,12 @@
         </w:numPr>
       </w:pPr>
       <w:r>
-        <w:rPr>
-          <w:b/>
-          <w:bCs/>
-        </w:rPr>
-        <w:t xml:space="preserve">Manual Testing Observation:</w:t>
-      </w:r>
-      <w:r>
-        <w:t xml:space="preserve"> </w:t>
-      </w:r>
-      <w:r>
-        <w:t xml:space="preserve">During manual testing in Phase 2, when the tester selected a sorting option (e.g.,</w:t>
-      </w:r>
-      <w:r>
-        <w:t xml:space="preserve"> </w:t>
-      </w:r>
-      <w:r>
-        <w:rPr>
-          <w:i/>
-          <w:iCs/>
-        </w:rPr>
+        <w:t xml:space="preserve">Manual Testing Observation: During manual testing in Phase 2, when the tester selected a sorting option (e.g.,</w:t>
+      </w:r>
+      <w:r>
+        <w:t xml:space="preserve"> </w:t>
+      </w:r>
+      <w:r>
         <w:t xml:space="preserve">“Price (low to high)”</w:t>
       </w:r>
       <w:r>
@@ -925,17 +677,7 @@
         </w:numPr>
       </w:pPr>
       <w:r>
-        <w:rPr>
-          <w:b/>
-          <w:bCs/>
-        </w:rPr>
-        <w:t xml:space="preserve">Automation Discrepancy:</w:t>
-      </w:r>
-      <w:r>
-        <w:t xml:space="preserve"> </w:t>
-      </w:r>
-      <w:r>
-        <w:t xml:space="preserve">In automated testing, Selenium executes in microseconds. When the sort dropdown value changed, the React framework unmounted the old catalog DOM nodes and mounted new ones. Calling standard</w:t>
+        <w:t xml:space="preserve">Automation Discrepancy: In automated testing, Selenium executes in microseconds. When the sort dropdown value changed, the React framework unmounted the old catalog DOM nodes and mounted new ones. Calling standard</w:t>
       </w:r>
       <w:r>
         <w:t xml:space="preserve"> </w:t>
@@ -976,17 +718,7 @@
         </w:numPr>
       </w:pPr>
       <w:r>
-        <w:rPr>
-          <w:b/>
-          <w:bCs/>
-        </w:rPr>
-        <w:t xml:space="preserve">Root Cause:</w:t>
-      </w:r>
-      <w:r>
-        <w:t xml:space="preserve"> </w:t>
-      </w:r>
-      <w:r>
-        <w:t xml:space="preserve">React Virtual DOM reconciliation asynchronously replaces DOM element references during sorting and re-rendering cycles.</w:t>
+        <w:t xml:space="preserve">Root Cause: React Virtual DOM reconciliation asynchronously replaces DOM element references during sorting and re-rendering cycles.</w:t>
       </w:r>
     </w:p>
     <w:p>
@@ -997,17 +729,7 @@
         </w:numPr>
       </w:pPr>
       <w:r>
-        <w:rPr>
-          <w:b/>
-          <w:bCs/>
-        </w:rPr>
-        <w:t xml:space="preserve">Engineering Resolution Applied:</w:t>
-      </w:r>
-      <w:r>
-        <w:t xml:space="preserve"> </w:t>
-      </w:r>
-      <w:r>
-        <w:t xml:space="preserve">Implemented live JavaScript DOM evaluation in</w:t>
+        <w:t xml:space="preserve">Engineering Resolution Applied: Implemented live JavaScript DOM evaluation in</w:t>
       </w:r>
       <w:r>
         <w:t xml:space="preserve"> </w:t>
@@ -1019,7 +741,19 @@
         <w:t xml:space="preserve">BasePage</w:t>
       </w:r>
       <w:r>
-        <w:t xml:space="preserve">:</w:t>
+        <w:t xml:space="preserve"> </w:t>
+      </w:r>
+      <w:r>
+        <w:t xml:space="preserve">(</w:t>
+      </w:r>
+      <w:r>
+        <w:rPr>
+          <w:rStyle w:val="VerbatimChar"/>
+        </w:rPr>
+        <w:t xml:space="preserve">automation_selenium/pages/base_page.py</w:t>
+      </w:r>
+      <w:r>
+        <w:t xml:space="preserve">):</w:t>
       </w:r>
     </w:p>
     <w:p>
@@ -1194,7 +928,7 @@
         <w:pStyle w:val="Heading3"/>
       </w:pPr>
       <w:r>
-        <w:t xml:space="preserve">🔍 Discrepancy 2: Controlled Input Component State Desynchronization (TC-09 &amp; TC-10: Checkout Form)</w:t>
+        <w:t xml:space="preserve">Discrepancy 2: Controlled Input Component State Desynchronization (TC-09 &amp; TC-10: Checkout Form)</w:t>
       </w:r>
     </w:p>
     <w:p>
@@ -1205,17 +939,7 @@
         </w:numPr>
       </w:pPr>
       <w:r>
-        <w:rPr>
-          <w:b/>
-          <w:bCs/>
-        </w:rPr>
-        <w:t xml:space="preserve">Manual Testing Observation:</w:t>
-      </w:r>
-      <w:r>
-        <w:t xml:space="preserve"> </w:t>
-      </w:r>
-      <w:r>
-        <w:t xml:space="preserve">When a manual tester clicks an input field and types characters on a physical keyboard, native browser keyboard events (</w:t>
+        <w:t xml:space="preserve">Manual Testing Observation: When a manual tester clicks an input field and types characters on a physical keyboard, native browser keyboard events (</w:t>
       </w:r>
       <w:r>
         <w:rPr>
@@ -1283,17 +1007,7 @@
         </w:numPr>
       </w:pPr>
       <w:r>
-        <w:rPr>
-          <w:b/>
-          <w:bCs/>
-        </w:rPr>
-        <w:t xml:space="preserve">Automation Discrepancy:</w:t>
-      </w:r>
-      <w:r>
-        <w:t xml:space="preserve"> </w:t>
-      </w:r>
-      <w:r>
-        <w:t xml:space="preserve">In automated headless Chrome execution, Selenium’s native</w:t>
+        <w:t xml:space="preserve">Automation Discrepancy: In automated headless Chrome execution, Selenium’s native</w:t>
       </w:r>
       <w:r>
         <w:t xml:space="preserve"> </w:t>
@@ -1343,17 +1057,7 @@
         </w:numPr>
       </w:pPr>
       <w:r>
-        <w:rPr>
-          <w:b/>
-          <w:bCs/>
-        </w:rPr>
-        <w:t xml:space="preserve">Root Cause:</w:t>
-      </w:r>
-      <w:r>
-        <w:t xml:space="preserve"> </w:t>
-      </w:r>
-      <w:r>
-        <w:t xml:space="preserve">React uses controlled component wrappers that intercept native property setters. Directly modifying</w:t>
+        <w:t xml:space="preserve">Root Cause: React uses controlled component wrappers that intercept native property setters. Directly modifying</w:t>
       </w:r>
       <w:r>
         <w:t xml:space="preserve"> </w:t>
@@ -1409,17 +1113,7 @@
         </w:numPr>
       </w:pPr>
       <w:r>
-        <w:rPr>
-          <w:b/>
-          <w:bCs/>
-        </w:rPr>
-        <w:t xml:space="preserve">Engineering Resolution Applied:</w:t>
-      </w:r>
-      <w:r>
-        <w:t xml:space="preserve"> </w:t>
-      </w:r>
-      <w:r>
-        <w:t xml:space="preserve">Implemented a robust React input synchronization helper in</w:t>
+        <w:t xml:space="preserve">Engineering Resolution Applied: Implemented a robust React input synchronization helper in</w:t>
       </w:r>
       <w:r>
         <w:t xml:space="preserve"> </w:t>
@@ -1431,7 +1125,19 @@
         <w:t xml:space="preserve">BasePage.enter_text()</w:t>
       </w:r>
       <w:r>
-        <w:t xml:space="preserve">:</w:t>
+        <w:t xml:space="preserve"> </w:t>
+      </w:r>
+      <w:r>
+        <w:t xml:space="preserve">(</w:t>
+      </w:r>
+      <w:r>
+        <w:rPr>
+          <w:rStyle w:val="VerbatimChar"/>
+        </w:rPr>
+        <w:t xml:space="preserve">automation_selenium/pages/base_page.py</w:t>
+      </w:r>
+      <w:r>
+        <w:t xml:space="preserve">):</w:t>
       </w:r>
     </w:p>
     <w:p>
@@ -1754,7 +1460,7 @@
         <w:pStyle w:val="Heading3"/>
       </w:pPr>
       <w:r>
-        <w:t xml:space="preserve">🔍 Discrepancy 3: Headless Rendering and Text Extraction Discrepancy (TC-04 &amp; Active Sort Labels)</w:t>
+        <w:t xml:space="preserve">Discrepancy 3: Headless Rendering and Text Extraction Discrepancy (TC-04 &amp; Active Sort Labels)</w:t>
       </w:r>
     </w:p>
     <w:p>
@@ -1765,17 +1471,7 @@
         </w:numPr>
       </w:pPr>
       <w:r>
-        <w:rPr>
-          <w:b/>
-          <w:bCs/>
-        </w:rPr>
-        <w:t xml:space="preserve">Manual Testing Observation:</w:t>
-      </w:r>
-      <w:r>
-        <w:t xml:space="preserve"> </w:t>
-      </w:r>
-      <w:r>
-        <w:t xml:space="preserve">A human tester visibly reads text on the screen regardless of CSS layout rendering passes or text opacity.</w:t>
+        <w:t xml:space="preserve">Manual Testing Observation: A human tester visibly reads text on the screen regardless of CSS layout rendering passes or text opacity.</w:t>
       </w:r>
     </w:p>
     <w:p>
@@ -1786,17 +1482,7 @@
         </w:numPr>
       </w:pPr>
       <w:r>
-        <w:rPr>
-          <w:b/>
-          <w:bCs/>
-        </w:rPr>
-        <w:t xml:space="preserve">Automation Discrepancy:</w:t>
-      </w:r>
-      <w:r>
-        <w:t xml:space="preserve"> </w:t>
-      </w:r>
-      <w:r>
-        <w:t xml:space="preserve">Selenium’s native</w:t>
+        <w:t xml:space="preserve">Automation Discrepancy: Selenium’s native</w:t>
       </w:r>
       <w:r>
         <w:t xml:space="preserve"> </w:t>
@@ -1870,17 +1556,7 @@
         </w:numPr>
       </w:pPr>
       <w:r>
-        <w:rPr>
-          <w:b/>
-          <w:bCs/>
-        </w:rPr>
-        <w:t xml:space="preserve">Root Cause:</w:t>
-      </w:r>
-      <w:r>
-        <w:t xml:space="preserve"> </w:t>
-      </w:r>
-      <w:r>
-        <w:t xml:space="preserve">Headless layout calculation discrepancies where layout passes are deferred until paint events.</w:t>
+        <w:t xml:space="preserve">Root Cause: Headless layout calculation discrepancies where layout passes are deferred until paint events.</w:t>
       </w:r>
     </w:p>
     <w:p>
@@ -1891,17 +1567,7 @@
         </w:numPr>
       </w:pPr>
       <w:r>
-        <w:rPr>
-          <w:b/>
-          <w:bCs/>
-        </w:rPr>
-        <w:t xml:space="preserve">Engineering Resolution Applied:</w:t>
-      </w:r>
-      <w:r>
-        <w:t xml:space="preserve"> </w:t>
-      </w:r>
-      <w:r>
-        <w:t xml:space="preserve">Standardized text retrieval across Page Objects to retrieve</w:t>
+        <w:t xml:space="preserve">Engineering Resolution Applied: Standardized text retrieval across Page Objects to retrieve</w:t>
       </w:r>
       <w:r>
         <w:t xml:space="preserve"> </w:t>
@@ -1978,7 +1644,7 @@
         <w:pStyle w:val="Heading3"/>
       </w:pPr>
       <w:r>
-        <w:t xml:space="preserve">🔍 Discrepancy 4: Defect Handling and Assertion Strategy for Known Defects (D-01 &amp; D-02)</w:t>
+        <w:t xml:space="preserve">Discrepancy 4: Defect Handling and Assertion Strategy for Known Defects (D-01 &amp; D-02)</w:t>
       </w:r>
     </w:p>
     <w:p>
@@ -1990,17 +1656,7 @@
         </w:numPr>
       </w:pPr>
       <w:r>
-        <w:rPr>
-          <w:b/>
-          <w:bCs/>
-        </w:rPr>
-        <w:t xml:space="preserve">Manual Testing Observation:</w:t>
-      </w:r>
-      <w:r>
-        <w:t xml:space="preserve"> </w:t>
-      </w:r>
-      <w:r>
-        <w:t xml:space="preserve">In Phase 2, testers logged Defect D-01 (Empty Cart Checkout allowed) and Defect D-02 (Weak Customer Input Validation accepted single-character strings). Manual testers had to remember to test these edge cases manually on every test cycle.</w:t>
+        <w:t xml:space="preserve">Manual Testing Observation: In Phase 2, testers logged Defect D-01 (Empty Cart Checkout allowed) and Defect D-02 (Weak Customer Input Validation accepted single-character strings). Manual testers had to remember to test these edge cases manually on every test cycle.</w:t>
       </w:r>
     </w:p>
     <w:p>
@@ -2012,17 +1668,7 @@
         </w:numPr>
       </w:pPr>
       <w:r>
-        <w:rPr>
-          <w:b/>
-          <w:bCs/>
-        </w:rPr>
-        <w:t xml:space="preserve">Automation Discrepancy:</w:t>
-      </w:r>
-      <w:r>
-        <w:t xml:space="preserve"> </w:t>
-      </w:r>
-      <w:r>
-        <w:t xml:space="preserve">Automated scripts execute strict, deterministic programmatic assertions. If an automated script expects a checkout block on empty cart (</w:t>
+        <w:t xml:space="preserve">Automation Discrepancy: Automated scripts execute strict, deterministic programmatic assertions. If an automated script expects a checkout block on empty cart (</w:t>
       </w:r>
       <w:r>
         <w:rPr>
@@ -2043,17 +1689,7 @@
         </w:numPr>
       </w:pPr>
       <w:r>
-        <w:rPr>
-          <w:b/>
-          <w:bCs/>
-        </w:rPr>
-        <w:t xml:space="preserve">Root Cause:</w:t>
-      </w:r>
-      <w:r>
-        <w:t xml:space="preserve"> </w:t>
-      </w:r>
-      <w:r>
-        <w:t xml:space="preserve">SauceDemo application lacks client-side business logic validation preventing checkout with 0 items.</w:t>
+        <w:t xml:space="preserve">Root Cause: SauceDemo application lacks client-side business logic validation preventing checkout with 0 items.</w:t>
       </w:r>
     </w:p>
     <w:p>
@@ -2065,17 +1701,7 @@
         </w:numPr>
       </w:pPr>
       <w:r>
-        <w:rPr>
-          <w:b/>
-          <w:bCs/>
-        </w:rPr>
-        <w:t xml:space="preserve">Engineering Resolution Applied:</w:t>
-      </w:r>
-      <w:r>
-        <w:t xml:space="preserve"> </w:t>
-      </w:r>
-      <w:r>
-        <w:t xml:space="preserve">Created parameterized negative test cases in</w:t>
+        <w:t xml:space="preserve">Engineering Resolution Applied: Created parameterized negative test cases in</w:t>
       </w:r>
       <w:r>
         <w:t xml:space="preserve"> </w:t>
@@ -2122,7 +1748,7 @@
         <w:pStyle w:val="Heading3"/>
       </w:pPr>
       <w:r>
-        <w:t xml:space="preserve">🔍 Discrepancy 5: Execution Speed and Test Flakiness (Timing vs. Speed)</w:t>
+        <w:t xml:space="preserve">Discrepancy 5: Execution Speed and Test Flakiness (Timing vs. Speed)</w:t>
       </w:r>
     </w:p>
     <w:p>
@@ -2134,17 +1760,7 @@
         </w:numPr>
       </w:pPr>
       <w:r>
-        <w:rPr>
-          <w:b/>
-          <w:bCs/>
-        </w:rPr>
-        <w:t xml:space="preserve">Manual Testing Observation:</w:t>
-      </w:r>
-      <w:r>
-        <w:t xml:space="preserve"> </w:t>
-      </w:r>
-      <w:r>
-        <w:t xml:space="preserve">Manual testing took 18 minutes. Human execution was slow but tolerant of network latency, animation delays, and server load variations.</w:t>
+        <w:t xml:space="preserve">Manual Testing Observation: Manual testing took 18 minutes. Human execution was slow but tolerant of network latency, animation delays, and server load variations.</w:t>
       </w:r>
     </w:p>
     <w:p>
@@ -2156,17 +1772,7 @@
         </w:numPr>
       </w:pPr>
       <w:r>
-        <w:rPr>
-          <w:b/>
-          <w:bCs/>
-        </w:rPr>
-        <w:t xml:space="preserve">Automation Discrepancy:</w:t>
-      </w:r>
-      <w:r>
-        <w:t xml:space="preserve"> </w:t>
-      </w:r>
-      <w:r>
-        <w:t xml:space="preserve">Automated testing runs in under 2 minutes. Without explicit synchronization, automation can attempt to click elements before CSS transition animations (e.g., sidebar hamburger menu slide-in) complete.</w:t>
+        <w:t xml:space="preserve">Automation Discrepancy: Automated testing runs in under 2 minutes. Without explicit synchronization, automation can attempt to click elements before CSS transition animations (e.g., sidebar hamburger menu slide-in) complete.</w:t>
       </w:r>
     </w:p>
     <w:p>
@@ -2178,17 +1784,7 @@
         </w:numPr>
       </w:pPr>
       <w:r>
-        <w:rPr>
-          <w:b/>
-          <w:bCs/>
-        </w:rPr>
-        <w:t xml:space="preserve">Root Cause:</w:t>
-      </w:r>
-      <w:r>
-        <w:t xml:space="preserve"> </w:t>
-      </w:r>
-      <w:r>
-        <w:t xml:space="preserve">Asynchronous UI transitions and animations outrunning script execution.</w:t>
+        <w:t xml:space="preserve">Root Cause: Asynchronous UI transitions and animations outrunning script execution.</w:t>
       </w:r>
     </w:p>
     <w:p>
@@ -2200,17 +1796,7 @@
         </w:numPr>
       </w:pPr>
       <w:r>
-        <w:rPr>
-          <w:b/>
-          <w:bCs/>
-        </w:rPr>
-        <w:t xml:space="preserve">Engineering Resolution Applied:</w:t>
-      </w:r>
-      <w:r>
-        <w:t xml:space="preserve"> </w:t>
-      </w:r>
-      <w:r>
-        <w:t xml:space="preserve">Replaced all hardcoded sleeps with dynamic explicit waits (</w:t>
+        <w:t xml:space="preserve">Engineering Resolution Applied: Replaced all hardcoded sleeps with dynamic explicit waits (</w:t>
       </w:r>
       <w:r>
         <w:rPr>
@@ -2361,10 +1947,6 @@
               <w:jc w:val="left"/>
             </w:pPr>
             <w:r>
-              <w:rPr>
-                <w:b/>
-                <w:bCs/>
-              </w:rPr>
               <w:t xml:space="preserve">TC-01</w:t>
             </w:r>
           </w:p>
@@ -2389,10 +1971,6 @@
               <w:jc w:val="left"/>
             </w:pPr>
             <w:r>
-              <w:rPr>
-                <w:b/>
-                <w:bCs/>
-              </w:rPr>
               <w:t xml:space="preserve">PASSED (Manual)</w:t>
             </w:r>
           </w:p>
@@ -2405,10 +1983,6 @@
               <w:jc w:val="left"/>
             </w:pPr>
             <w:r>
-              <w:rPr>
-                <w:b/>
-                <w:bCs/>
-              </w:rPr>
               <w:t xml:space="preserve">PASSED (Automated)</w:t>
             </w:r>
           </w:p>
@@ -2435,10 +2009,6 @@
               <w:jc w:val="left"/>
             </w:pPr>
             <w:r>
-              <w:rPr>
-                <w:b/>
-                <w:bCs/>
-              </w:rPr>
               <w:t xml:space="preserve">TC-02</w:t>
             </w:r>
           </w:p>
@@ -2463,10 +2033,6 @@
               <w:jc w:val="left"/>
             </w:pPr>
             <w:r>
-              <w:rPr>
-                <w:b/>
-                <w:bCs/>
-              </w:rPr>
               <w:t xml:space="preserve">PASSED (Manual)</w:t>
             </w:r>
           </w:p>
@@ -2479,10 +2045,6 @@
               <w:jc w:val="left"/>
             </w:pPr>
             <w:r>
-              <w:rPr>
-                <w:b/>
-                <w:bCs/>
-              </w:rPr>
               <w:t xml:space="preserve">PASSED (Automated)</w:t>
             </w:r>
           </w:p>
@@ -2509,10 +2071,6 @@
               <w:jc w:val="left"/>
             </w:pPr>
             <w:r>
-              <w:rPr>
-                <w:b/>
-                <w:bCs/>
-              </w:rPr>
               <w:t xml:space="preserve">TC-03</w:t>
             </w:r>
           </w:p>
@@ -2537,10 +2095,6 @@
               <w:jc w:val="left"/>
             </w:pPr>
             <w:r>
-              <w:rPr>
-                <w:b/>
-                <w:bCs/>
-              </w:rPr>
               <w:t xml:space="preserve">PASSED (Manual)</w:t>
             </w:r>
           </w:p>
@@ -2553,10 +2107,6 @@
               <w:jc w:val="left"/>
             </w:pPr>
             <w:r>
-              <w:rPr>
-                <w:b/>
-                <w:bCs/>
-              </w:rPr>
               <w:t xml:space="preserve">PASSED (Automated)</w:t>
             </w:r>
           </w:p>
@@ -2583,10 +2133,6 @@
               <w:jc w:val="left"/>
             </w:pPr>
             <w:r>
-              <w:rPr>
-                <w:b/>
-                <w:bCs/>
-              </w:rPr>
               <w:t xml:space="preserve">TC-04</w:t>
             </w:r>
           </w:p>
@@ -2611,10 +2157,6 @@
               <w:jc w:val="left"/>
             </w:pPr>
             <w:r>
-              <w:rPr>
-                <w:b/>
-                <w:bCs/>
-              </w:rPr>
               <w:t xml:space="preserve">PASSED (Manual)</w:t>
             </w:r>
           </w:p>
@@ -2627,10 +2169,6 @@
               <w:jc w:val="left"/>
             </w:pPr>
             <w:r>
-              <w:rPr>
-                <w:b/>
-                <w:bCs/>
-              </w:rPr>
               <w:t xml:space="preserve">PASSED (Automated)</w:t>
             </w:r>
           </w:p>
@@ -2657,10 +2195,6 @@
               <w:jc w:val="left"/>
             </w:pPr>
             <w:r>
-              <w:rPr>
-                <w:b/>
-                <w:bCs/>
-              </w:rPr>
               <w:t xml:space="preserve">TC-05</w:t>
             </w:r>
           </w:p>
@@ -2685,10 +2219,6 @@
               <w:jc w:val="left"/>
             </w:pPr>
             <w:r>
-              <w:rPr>
-                <w:b/>
-                <w:bCs/>
-              </w:rPr>
               <w:t xml:space="preserve">PASSED (Manual)</w:t>
             </w:r>
           </w:p>
@@ -2701,10 +2231,6 @@
               <w:jc w:val="left"/>
             </w:pPr>
             <w:r>
-              <w:rPr>
-                <w:b/>
-                <w:bCs/>
-              </w:rPr>
               <w:t xml:space="preserve">PASSED (Automated)</w:t>
             </w:r>
           </w:p>
@@ -2731,10 +2257,6 @@
               <w:jc w:val="left"/>
             </w:pPr>
             <w:r>
-              <w:rPr>
-                <w:b/>
-                <w:bCs/>
-              </w:rPr>
               <w:t xml:space="preserve">TC-06</w:t>
             </w:r>
           </w:p>
@@ -2759,10 +2281,6 @@
               <w:jc w:val="left"/>
             </w:pPr>
             <w:r>
-              <w:rPr>
-                <w:b/>
-                <w:bCs/>
-              </w:rPr>
               <w:t xml:space="preserve">PASSED (Manual)</w:t>
             </w:r>
           </w:p>
@@ -2775,10 +2293,6 @@
               <w:jc w:val="left"/>
             </w:pPr>
             <w:r>
-              <w:rPr>
-                <w:b/>
-                <w:bCs/>
-              </w:rPr>
               <w:t xml:space="preserve">PASSED (Automated)</w:t>
             </w:r>
           </w:p>
@@ -2805,10 +2319,6 @@
               <w:jc w:val="left"/>
             </w:pPr>
             <w:r>
-              <w:rPr>
-                <w:b/>
-                <w:bCs/>
-              </w:rPr>
               <w:t xml:space="preserve">TC-07</w:t>
             </w:r>
           </w:p>
@@ -2833,10 +2343,6 @@
               <w:jc w:val="left"/>
             </w:pPr>
             <w:r>
-              <w:rPr>
-                <w:b/>
-                <w:bCs/>
-              </w:rPr>
               <w:t xml:space="preserve">PASSED (Manual)</w:t>
             </w:r>
           </w:p>
@@ -2849,10 +2355,6 @@
               <w:jc w:val="left"/>
             </w:pPr>
             <w:r>
-              <w:rPr>
-                <w:b/>
-                <w:bCs/>
-              </w:rPr>
               <w:t xml:space="preserve">PASSED (Automated)</w:t>
             </w:r>
           </w:p>
@@ -2879,10 +2381,6 @@
               <w:jc w:val="left"/>
             </w:pPr>
             <w:r>
-              <w:rPr>
-                <w:b/>
-                <w:bCs/>
-              </w:rPr>
               <w:t xml:space="preserve">TC-08</w:t>
             </w:r>
           </w:p>
@@ -2907,10 +2405,6 @@
               <w:jc w:val="left"/>
             </w:pPr>
             <w:r>
-              <w:rPr>
-                <w:b/>
-                <w:bCs/>
-              </w:rPr>
               <w:t xml:space="preserve">PASSED (Manual)</w:t>
             </w:r>
           </w:p>
@@ -2923,10 +2417,6 @@
               <w:jc w:val="left"/>
             </w:pPr>
             <w:r>
-              <w:rPr>
-                <w:b/>
-                <w:bCs/>
-              </w:rPr>
               <w:t xml:space="preserve">PASSED (Automated)</w:t>
             </w:r>
           </w:p>
@@ -2953,10 +2443,6 @@
               <w:jc w:val="left"/>
             </w:pPr>
             <w:r>
-              <w:rPr>
-                <w:b/>
-                <w:bCs/>
-              </w:rPr>
               <w:t xml:space="preserve">TC-09</w:t>
             </w:r>
           </w:p>
@@ -2981,10 +2467,6 @@
               <w:jc w:val="left"/>
             </w:pPr>
             <w:r>
-              <w:rPr>
-                <w:b/>
-                <w:bCs/>
-              </w:rPr>
               <w:t xml:space="preserve">PASSED (Manual)</w:t>
             </w:r>
           </w:p>
@@ -2997,10 +2479,6 @@
               <w:jc w:val="left"/>
             </w:pPr>
             <w:r>
-              <w:rPr>
-                <w:b/>
-                <w:bCs/>
-              </w:rPr>
               <w:t xml:space="preserve">PASSED (Automated)</w:t>
             </w:r>
           </w:p>
@@ -3027,10 +2505,6 @@
               <w:jc w:val="left"/>
             </w:pPr>
             <w:r>
-              <w:rPr>
-                <w:b/>
-                <w:bCs/>
-              </w:rPr>
               <w:t xml:space="preserve">TC-10</w:t>
             </w:r>
           </w:p>
@@ -3055,10 +2529,6 @@
               <w:jc w:val="left"/>
             </w:pPr>
             <w:r>
-              <w:rPr>
-                <w:b/>
-                <w:bCs/>
-              </w:rPr>
               <w:t xml:space="preserve">FAILED (Defect D-02)</w:t>
             </w:r>
           </w:p>
@@ -3071,10 +2541,6 @@
               <w:jc w:val="left"/>
             </w:pPr>
             <w:r>
-              <w:rPr>
-                <w:b/>
-                <w:bCs/>
-              </w:rPr>
               <w:t xml:space="preserve">PASSED (Handled)</w:t>
             </w:r>
           </w:p>
@@ -3101,10 +2567,6 @@
               <w:jc w:val="left"/>
             </w:pPr>
             <w:r>
-              <w:rPr>
-                <w:b/>
-                <w:bCs/>
-              </w:rPr>
               <w:t xml:space="preserve">TC-11</w:t>
             </w:r>
           </w:p>
@@ -3129,10 +2591,6 @@
               <w:jc w:val="left"/>
             </w:pPr>
             <w:r>
-              <w:rPr>
-                <w:b/>
-                <w:bCs/>
-              </w:rPr>
               <w:t xml:space="preserve">PASSED (Manual)</w:t>
             </w:r>
           </w:p>
@@ -3145,10 +2603,6 @@
               <w:jc w:val="left"/>
             </w:pPr>
             <w:r>
-              <w:rPr>
-                <w:b/>
-                <w:bCs/>
-              </w:rPr>
               <w:t xml:space="preserve">PASSED (Automated)</w:t>
             </w:r>
           </w:p>
@@ -3175,10 +2629,6 @@
               <w:jc w:val="left"/>
             </w:pPr>
             <w:r>
-              <w:rPr>
-                <w:b/>
-                <w:bCs/>
-              </w:rPr>
               <w:t xml:space="preserve">TC-12</w:t>
             </w:r>
           </w:p>
@@ -3203,10 +2653,6 @@
               <w:jc w:val="left"/>
             </w:pPr>
             <w:r>
-              <w:rPr>
-                <w:b/>
-                <w:bCs/>
-              </w:rPr>
               <w:t xml:space="preserve">PASSED (Manual)</w:t>
             </w:r>
           </w:p>
@@ -3219,10 +2665,6 @@
               <w:jc w:val="left"/>
             </w:pPr>
             <w:r>
-              <w:rPr>
-                <w:b/>
-                <w:bCs/>
-              </w:rPr>
               <w:t xml:space="preserve">PASSED (Automated)</w:t>
             </w:r>
           </w:p>
@@ -3249,10 +2691,6 @@
               <w:jc w:val="left"/>
             </w:pPr>
             <w:r>
-              <w:rPr>
-                <w:b/>
-                <w:bCs/>
-              </w:rPr>
               <w:t xml:space="preserve">TC-13</w:t>
             </w:r>
           </w:p>
@@ -3277,10 +2715,6 @@
               <w:jc w:val="left"/>
             </w:pPr>
             <w:r>
-              <w:rPr>
-                <w:b/>
-                <w:bCs/>
-              </w:rPr>
               <w:t xml:space="preserve">PASSED (Manual)</w:t>
             </w:r>
           </w:p>
@@ -3293,10 +2727,6 @@
               <w:jc w:val="left"/>
             </w:pPr>
             <w:r>
-              <w:rPr>
-                <w:b/>
-                <w:bCs/>
-              </w:rPr>
               <w:t xml:space="preserve">PASSED (Automated)</w:t>
             </w:r>
           </w:p>
@@ -3323,10 +2753,6 @@
               <w:jc w:val="left"/>
             </w:pPr>
             <w:r>
-              <w:rPr>
-                <w:b/>
-                <w:bCs/>
-              </w:rPr>
               <w:t xml:space="preserve">TC-14</w:t>
             </w:r>
           </w:p>
@@ -3351,10 +2777,6 @@
               <w:jc w:val="left"/>
             </w:pPr>
             <w:r>
-              <w:rPr>
-                <w:b/>
-                <w:bCs/>
-              </w:rPr>
               <w:t xml:space="preserve">PASSED (Manual)</w:t>
             </w:r>
           </w:p>
@@ -3367,10 +2789,6 @@
               <w:jc w:val="left"/>
             </w:pPr>
             <w:r>
-              <w:rPr>
-                <w:b/>
-                <w:bCs/>
-              </w:rPr>
               <w:t xml:space="preserve">PASSED (Automated)</w:t>
             </w:r>
           </w:p>
@@ -3425,23 +2843,7 @@
         <w:t xml:space="preserve"> </w:t>
       </w:r>
       <w:r>
-        <w:t xml:space="preserve">Transitioning to automated test execution delivered an</w:t>
-      </w:r>
-      <w:r>
-        <w:t xml:space="preserve"> </w:t>
-      </w:r>
-      <w:r>
-        <w:rPr>
-          <w:b/>
-          <w:bCs/>
-        </w:rPr>
-        <w:t xml:space="preserve">89.8% reduction in execution time</w:t>
-      </w:r>
-      <w:r>
-        <w:t xml:space="preserve"> </w:t>
-      </w:r>
-      <w:r>
-        <w:t xml:space="preserve">while achieving 100% repeatability and eliminating human testing error.</w:t>
+        <w:t xml:space="preserve">Transitioning to automated test execution delivered an 89.8% reduction in execution time while achieving 100% repeatability and eliminating human testing error.</w:t>
       </w:r>
     </w:p>
     <w:p>
@@ -3503,8 +2905,168 @@
         <w:t xml:space="preserve">and React synthetic event synchronization ensured 100% reliability across both local headed mode and headless CI/CD execution.</w:t>
       </w:r>
     </w:p>
+    <w:p>
+      <w:r>
+        <w:pict>
+          <v:rect style="width:0;height:1.5pt" o:hralign="center" o:hrstd="t" o:hr="t"/>
+        </w:pict>
+      </w:r>
+    </w:p>
     <w:bookmarkEnd w:id="21"/>
+    <w:bookmarkStart w:id="22" w:name="references-code-navigation-links"/>
+    <w:p>
+      <w:pPr>
+        <w:pStyle w:val="Heading2"/>
+      </w:pPr>
+      <w:r>
+        <w:t xml:space="preserve">6. References &amp; Code Navigation Links</w:t>
+      </w:r>
+    </w:p>
+    <w:p>
+      <w:pPr>
+        <w:pStyle w:val="Compact"/>
+        <w:numPr>
+          <w:ilvl w:val="0"/>
+          <w:numId w:val="1007"/>
+        </w:numPr>
+      </w:pPr>
+      <w:r>
+        <w:t xml:space="preserve">Framework Base Page:</w:t>
+      </w:r>
+      <w:r>
+        <w:t xml:space="preserve"> </w:t>
+      </w:r>
+      <w:r>
+        <w:rPr>
+          <w:rStyle w:val="VerbatimChar"/>
+        </w:rPr>
+        <w:t xml:space="preserve">automation_selenium/pages/base_page.py</w:t>
+      </w:r>
+    </w:p>
+    <w:p>
+      <w:pPr>
+        <w:pStyle w:val="Compact"/>
+        <w:numPr>
+          <w:ilvl w:val="0"/>
+          <w:numId w:val="1007"/>
+        </w:numPr>
+      </w:pPr>
+      <w:r>
+        <w:t xml:space="preserve">Test Suites:</w:t>
+      </w:r>
+      <w:r>
+        <w:t xml:space="preserve"> </w:t>
+      </w:r>
+      <w:r>
+        <w:rPr>
+          <w:rStyle w:val="VerbatimChar"/>
+        </w:rPr>
+        <w:t xml:space="preserve">automation_selenium/tests/test_authentication.py</w:t>
+      </w:r>
+      <w:r>
+        <w:t xml:space="preserve">,</w:t>
+      </w:r>
+      <w:r>
+        <w:t xml:space="preserve"> </w:t>
+      </w:r>
+      <w:r>
+        <w:rPr>
+          <w:rStyle w:val="VerbatimChar"/>
+        </w:rPr>
+        <w:t xml:space="preserve">test_inventory.py</w:t>
+      </w:r>
+      <w:r>
+        <w:t xml:space="preserve">,</w:t>
+      </w:r>
+      <w:r>
+        <w:t xml:space="preserve"> </w:t>
+      </w:r>
+      <w:r>
+        <w:rPr>
+          <w:rStyle w:val="VerbatimChar"/>
+        </w:rPr>
+        <w:t xml:space="preserve">test_cart.py</w:t>
+      </w:r>
+      <w:r>
+        <w:t xml:space="preserve">,</w:t>
+      </w:r>
+      <w:r>
+        <w:t xml:space="preserve"> </w:t>
+      </w:r>
+      <w:r>
+        <w:rPr>
+          <w:rStyle w:val="VerbatimChar"/>
+        </w:rPr>
+        <w:t xml:space="preserve">test_checkout.py</w:t>
+      </w:r>
+      <w:r>
+        <w:t xml:space="preserve">,</w:t>
+      </w:r>
+      <w:r>
+        <w:t xml:space="preserve"> </w:t>
+      </w:r>
+      <w:r>
+        <w:rPr>
+          <w:rStyle w:val="VerbatimChar"/>
+        </w:rPr>
+        <w:t xml:space="preserve">test_e2e_workflow.py</w:t>
+      </w:r>
+    </w:p>
+    <w:p>
+      <w:pPr>
+        <w:pStyle w:val="Compact"/>
+        <w:numPr>
+          <w:ilvl w:val="0"/>
+          <w:numId w:val="1007"/>
+        </w:numPr>
+      </w:pPr>
+      <w:r>
+        <w:t xml:space="preserve">Selenium Documentation on Stale Elements: https://www.selenium.dev/documentation/webdriver/troubleshooting/errors#staleelementreferenceexception</w:t>
+      </w:r>
+    </w:p>
+    <w:p>
+      <w:pPr>
+        <w:pStyle w:val="Compact"/>
+        <w:numPr>
+          <w:ilvl w:val="0"/>
+          <w:numId w:val="1007"/>
+        </w:numPr>
+      </w:pPr>
+      <w:r>
+        <w:t xml:space="preserve">React Synthetic Event System: https://react.dev/reference/react-dom/components/common#event-handler</w:t>
+      </w:r>
+    </w:p>
+    <w:p>
+      <w:r>
+        <w:pict>
+          <v:rect style="width:0;height:1.5pt" o:hralign="center" o:hrstd="t" o:hr="t"/>
+        </w:pict>
+      </w:r>
+    </w:p>
+    <w:p>
+      <w:pPr>
+        <w:pStyle w:val="FirstParagraph"/>
+      </w:pPr>
+      <w:r>
+        <w:rPr>
+          <w:i/>
+          <w:iCs/>
+        </w:rPr>
+        <w:t xml:space="preserve">Report Prepared by: Devangbhai Pandit &amp; Meet Ahalpara</w:t>
+      </w:r>
+      <w:r>
+        <w:br/>
+      </w:r>
+      <w:r>
+        <w:rPr>
+          <w:i/>
+          <w:iCs/>
+        </w:rPr>
+        <w:t xml:space="preserve">Course: CST8513 - Quality Assurance and Testing | Algonquin College</w:t>
+      </w:r>
+    </w:p>
     <w:bookmarkEnd w:id="22"/>
+    <w:bookmarkEnd w:id="23"/>
     <w:sectPr>
       <w:footnotePr>
         <w:numRestart w:val="eachSect"/>
@@ -3850,6 +3412,9 @@
     <w:lvlOverride w:ilvl="8">
       <w:startOverride w:val="1"/>
     </w:lvlOverride>
+  </w:num>
+  <w:num w:numId="1007">
+    <w:abstractNumId w:val="991"/>
   </w:num>
 </w:numbering>
 </file>

--- a/Docs/Project 3 - Defects and Discrepancies Report - Devangbhai & Meet.docx
+++ b/Docs/Project 3 - Defects and Discrepancies Report - Devangbhai & Meet.docx
@@ -12,7 +12,7 @@
       </w:r>
     </w:p>
     <w:bookmarkEnd w:id="9"/>
-    <w:bookmarkStart w:id="23" w:name="X94273f3967d243c8937b0a84581bad17b1a74b3"/>
+    <w:bookmarkStart w:id="22" w:name="X94273f3967d243c8937b0a84581bad17b1a74b3"/>
     <w:p>
       <w:pPr>
         <w:pStyle w:val="Heading1"/>
@@ -112,13 +112,13 @@
           <w:b/>
           <w:bCs/>
         </w:rPr>
-        <w:t xml:space="preserve">Academic Term:</w:t>
-      </w:r>
-      <w:r>
-        <w:t xml:space="preserve"> </w:t>
-      </w:r>
-      <w:r>
-        <w:t xml:space="preserve">Summer 2026</w:t>
+        <w:t xml:space="preserve">Institution:</w:t>
+      </w:r>
+      <w:r>
+        <w:t xml:space="preserve"> </w:t>
+      </w:r>
+      <w:r>
+        <w:t xml:space="preserve">Algonquin College – School of Advanced Technology</w:t>
       </w:r>
       <w:r>
         <w:br/>
@@ -128,23 +128,39 @@
           <w:b/>
           <w:bCs/>
         </w:rPr>
-        <w:t xml:space="preserve">Institution:</w:t>
-      </w:r>
-      <w:r>
-        <w:t xml:space="preserve"> </w:t>
-      </w:r>
-      <w:r>
-        <w:t xml:space="preserve">Algonquin College – School of Advanced Technology</w:t>
-      </w:r>
-      <w:r>
-        <w:br/>
+        <w:t xml:space="preserve">Date:</w:t>
+      </w:r>
+      <w:r>
+        <w:t xml:space="preserve"> </w:t>
+      </w:r>
+      <w:r>
+        <w:t xml:space="preserve">August 2026 |</w:t>
+      </w:r>
+      <w:r>
+        <w:t xml:space="preserve"> </w:t>
       </w:r>
       <w:r>
         <w:rPr>
           <w:b/>
           <w:bCs/>
         </w:rPr>
-        <w:t xml:space="preserve">Repository:</w:t>
+        <w:t xml:space="preserve">Academic Term:</w:t>
+      </w:r>
+      <w:r>
+        <w:t xml:space="preserve"> </w:t>
+      </w:r>
+      <w:r>
+        <w:t xml:space="preserve">Summer 2026</w:t>
+      </w:r>
+      <w:r>
+        <w:br/>
+      </w:r>
+      <w:r>
+        <w:rPr>
+          <w:b/>
+          <w:bCs/>
+        </w:rPr>
+        <w:t xml:space="preserve">GitHub Repository:</w:t>
       </w:r>
       <w:r>
         <w:t xml:space="preserve"> </w:t>
@@ -184,22 +200,49 @@
         <w:pStyle w:val="BodyText"/>
       </w:pPr>
       <w:r>
-        <w:t xml:space="preserve">During Phase 2 (Manual Testing), the testing team executed 14 manual functional test cases (TC-01 through TC-14), achieving an 85.7% pass rate (12 passed, 2 failed) and documenting two functional defects:</w:t>
-      </w:r>
-      <w:r>
-        <w:t xml:space="preserve"> </w:t>
-      </w:r>
-      <w:r>
-        <w:t xml:space="preserve">- Defect D-01 (High): Empty Cart Checkout - Users can proceed through the entire checkout flow with 0 items in the cart.</w:t>
-      </w:r>
-      <w:r>
-        <w:t xml:space="preserve"> </w:t>
-      </w:r>
-      <w:r>
-        <w:t xml:space="preserve">- Defect D-02 (Medium): Weak Input Validation - Checkout customer fields accept single-character inputs (</w:t>
-      </w:r>
-      <w:r>
-        <w:t xml:space="preserve">“a”</w:t>
+        <w:t xml:space="preserve">During Phase 2 (Manual Testing), the testing team executed 14 manual functional test cases (</w:t>
+      </w:r>
+      <w:r>
+        <w:rPr>
+          <w:rStyle w:val="VerbatimChar"/>
+        </w:rPr>
+        <w:t xml:space="preserve">TC-01</w:t>
+      </w:r>
+      <w:r>
+        <w:t xml:space="preserve"> </w:t>
+      </w:r>
+      <w:r>
+        <w:t xml:space="preserve">through</w:t>
+      </w:r>
+      <w:r>
+        <w:t xml:space="preserve"> </w:t>
+      </w:r>
+      <w:r>
+        <w:rPr>
+          <w:rStyle w:val="VerbatimChar"/>
+        </w:rPr>
+        <w:t xml:space="preserve">TC-14</w:t>
+      </w:r>
+      <w:r>
+        <w:t xml:space="preserve">), achieving an 85.7% pass rate (12 passed, 2 failed) and documenting two functional defects:</w:t>
+      </w:r>
+      <w:r>
+        <w:t xml:space="preserve"> </w:t>
+      </w:r>
+      <w:r>
+        <w:t xml:space="preserve">- Defect D-01 (High Severity): Empty Cart Checkout Allowed — Users can proceed through the entire checkout flow with 0 items in the cart.</w:t>
+      </w:r>
+      <w:r>
+        <w:t xml:space="preserve"> </w:t>
+      </w:r>
+      <w:r>
+        <w:t xml:space="preserve">- Defect D-02 (Medium Severity): Weak Input Validation — Checkout customer fields accept single-character inputs (</w:t>
+      </w:r>
+      <w:r>
+        <w:rPr>
+          <w:rStyle w:val="VerbatimChar"/>
+        </w:rPr>
+        <w:t xml:space="preserve">"a"</w:t>
       </w:r>
       <w:r>
         <w:t xml:space="preserve">,</w:t>
@@ -208,7 +251,10 @@
         <w:t xml:space="preserve"> </w:t>
       </w:r>
       <w:r>
-        <w:t xml:space="preserve">“1”</w:t>
+        <w:rPr>
+          <w:rStyle w:val="VerbatimChar"/>
+        </w:rPr>
+        <w:t xml:space="preserve">"1"</w:t>
       </w:r>
       <w:r>
         <w:t xml:space="preserve">,</w:t>
@@ -217,10 +263,13 @@
         <w:t xml:space="preserve"> </w:t>
       </w:r>
       <w:r>
-        <w:t xml:space="preserve">“!”</w:t>
-      </w:r>
-      <w:r>
-        <w:t xml:space="preserve">) without format constraints.</w:t>
+        <w:rPr>
+          <w:rStyle w:val="VerbatimChar"/>
+        </w:rPr>
+        <w:t xml:space="preserve">"!"</w:t>
+      </w:r>
+      <w:r>
+        <w:t xml:space="preserve">) without format or length constraints.</w:t>
       </w:r>
     </w:p>
     <w:p>
@@ -228,7 +277,7 @@
         <w:pStyle w:val="BodyText"/>
       </w:pPr>
       <w:r>
-        <w:t xml:space="preserve">In Phase 3 (Automation Testing), the entire test suite was transformed into an automated regression testing framework using Python, Selenium WebDriver (Page Object Model), and Robot Framework.</w:t>
+        <w:t xml:space="preserve">In Phase 3 (Automation Testing), the entire test suite was automated using Python 3.11, Selenium WebDriver (Page Object Model), Pytest, and Robot Framework.</w:t>
       </w:r>
     </w:p>
     <w:p>
@@ -236,7 +285,7 @@
         <w:pStyle w:val="BodyText"/>
       </w:pPr>
       <w:r>
-        <w:t xml:space="preserve">The purpose of this report is to analyze the technical, operational, and behavioral discrepancies that emerged when moving from manual testing to automation, including execution timing differentials, dynamic React DOM rendering quirks, synthetic event handling, automated defect reproduction, and proposed engineering resolutions.</w:t>
+        <w:t xml:space="preserve">The primary purpose of this report is to document, categorize, and analyze the technical, operational, and behavioral discrepancies observed when transitioning from human-driven manual testing to automated script execution. This includes execution timing differentials, dynamic React Virtual DOM rendering quirks, synthetic event handling, automated defect reproduction, and proposed engineering resolutions.</w:t>
       </w:r>
     </w:p>
     <w:p>
@@ -331,6 +380,10 @@
               <w:jc w:val="left"/>
             </w:pPr>
             <w:r>
+              <w:rPr>
+                <w:b/>
+                <w:bCs/>
+              </w:rPr>
               <w:t xml:space="preserve">Total Execution Time</w:t>
             </w:r>
           </w:p>
@@ -381,6 +434,10 @@
               <w:jc w:val="left"/>
             </w:pPr>
             <w:r>
+              <w:rPr>
+                <w:b/>
+                <w:bCs/>
+              </w:rPr>
               <w:t xml:space="preserve">Average Time per Test Case</w:t>
             </w:r>
           </w:p>
@@ -431,6 +488,10 @@
               <w:jc w:val="left"/>
             </w:pPr>
             <w:r>
+              <w:rPr>
+                <w:b/>
+                <w:bCs/>
+              </w:rPr>
               <w:t xml:space="preserve">Human Effort per Run</w:t>
             </w:r>
           </w:p>
@@ -481,6 +542,10 @@
               <w:jc w:val="left"/>
             </w:pPr>
             <w:r>
+              <w:rPr>
+                <w:b/>
+                <w:bCs/>
+              </w:rPr>
               <w:t xml:space="preserve">Regression Repeatability</w:t>
             </w:r>
           </w:p>
@@ -531,6 +596,10 @@
               <w:jc w:val="left"/>
             </w:pPr>
             <w:r>
+              <w:rPr>
+                <w:b/>
+                <w:bCs/>
+              </w:rPr>
               <w:t xml:space="preserve">Defect Capture Consistency</w:t>
             </w:r>
           </w:p>
@@ -543,7 +612,7 @@
               <w:jc w:val="left"/>
             </w:pPr>
             <w:r>
-              <w:t xml:space="preserve">Subjective observation</w:t>
+              <w:t xml:space="preserve">Subjective human observation</w:t>
             </w:r>
           </w:p>
         </w:tc>
@@ -581,6 +650,10 @@
               <w:jc w:val="left"/>
             </w:pPr>
             <w:r>
+              <w:rPr>
+                <w:b/>
+                <w:bCs/>
+              </w:rPr>
               <w:t xml:space="preserve">CI/CD Pipeline Integration</w:t>
             </w:r>
           </w:p>
@@ -593,7 +666,7 @@
               <w:jc w:val="left"/>
             </w:pPr>
             <w:r>
-              <w:t xml:space="preserve">Impossible (requires human)</w:t>
+              <w:t xml:space="preserve">Impossible (requires human tester)</w:t>
             </w:r>
           </w:p>
         </w:tc>
@@ -657,16 +730,35 @@
         </w:numPr>
       </w:pPr>
       <w:r>
-        <w:t xml:space="preserve">Manual Testing Observation: During manual testing in Phase 2, when the tester selected a sorting option (e.g.,</w:t>
-      </w:r>
-      <w:r>
-        <w:t xml:space="preserve"> </w:t>
-      </w:r>
-      <w:r>
-        <w:t xml:space="preserve">“Price (low to high)”</w:t>
-      </w:r>
-      <w:r>
-        <w:t xml:space="preserve">), the tester’s eyes naturally waited for the list to rearrange on screen (~200ms) without cognitive friction.</w:t>
+        <w:rPr>
+          <w:b/>
+          <w:bCs/>
+        </w:rPr>
+        <w:t xml:space="preserve">Code Reference:</w:t>
+      </w:r>
+      <w:r>
+        <w:t xml:space="preserve"> </w:t>
+      </w:r>
+      <w:r>
+        <w:rPr>
+          <w:rStyle w:val="VerbatimChar"/>
+        </w:rPr>
+        <w:t xml:space="preserve">automation_selenium/pages/inventory_page.py: InventoryPage.sort_by()</w:t>
+      </w:r>
+      <w:r>
+        <w:t xml:space="preserve"> </w:t>
+      </w:r>
+      <w:r>
+        <w:t xml:space="preserve">&amp;</w:t>
+      </w:r>
+      <w:r>
+        <w:t xml:space="preserve"> </w:t>
+      </w:r>
+      <w:r>
+        <w:rPr>
+          <w:rStyle w:val="VerbatimChar"/>
+        </w:rPr>
+        <w:t xml:space="preserve">InventoryPage.get_all_product_names()</w:t>
       </w:r>
     </w:p>
     <w:p>
@@ -677,37 +769,26 @@
         </w:numPr>
       </w:pPr>
       <w:r>
-        <w:t xml:space="preserve">Automation Discrepancy: In automated testing, Selenium executes in microseconds. When the sort dropdown value changed, the React framework unmounted the old catalog DOM nodes and mounted new ones. Calling standard</w:t>
-      </w:r>
-      <w:r>
-        <w:t xml:space="preserve"> </w:t>
-      </w:r>
-      <w:r>
-        <w:rPr>
-          <w:rStyle w:val="VerbatimChar"/>
-        </w:rPr>
-        <w:t xml:space="preserve">find_elements()</w:t>
-      </w:r>
-      <w:r>
-        <w:t xml:space="preserve"> </w:t>
-      </w:r>
-      <w:r>
-        <w:t xml:space="preserve">immediately triggered a</w:t>
-      </w:r>
-      <w:r>
-        <w:t xml:space="preserve"> </w:t>
-      </w:r>
-      <w:r>
-        <w:rPr>
-          <w:rStyle w:val="VerbatimChar"/>
-        </w:rPr>
-        <w:t xml:space="preserve">StaleElementReferenceException</w:t>
-      </w:r>
-      <w:r>
-        <w:t xml:space="preserve"> </w:t>
-      </w:r>
-      <w:r>
-        <w:t xml:space="preserve">because the element reference pointed to discarded DOM memory.</w:t>
+        <w:rPr>
+          <w:b/>
+          <w:bCs/>
+        </w:rPr>
+        <w:t xml:space="preserve">Observation in Manual Testing:</w:t>
+      </w:r>
+      <w:r>
+        <w:t xml:space="preserve"> </w:t>
+      </w:r>
+      <w:r>
+        <w:t xml:space="preserve">During manual testing in Phase 2, when the tester selected a sorting option (e.g.,</w:t>
+      </w:r>
+      <w:r>
+        <w:t xml:space="preserve"> </w:t>
+      </w:r>
+      <w:r>
+        <w:t xml:space="preserve">“Price (low to high)”</w:t>
+      </w:r>
+      <w:r>
+        <w:t xml:space="preserve">), the tester’s eyes naturally waited for the list to rearrange on screen (~200ms) without cognitive friction.</w:t>
       </w:r>
     </w:p>
     <w:p>
@@ -718,7 +799,47 @@
         </w:numPr>
       </w:pPr>
       <w:r>
-        <w:t xml:space="preserve">Root Cause: React Virtual DOM reconciliation asynchronously replaces DOM element references during sorting and re-rendering cycles.</w:t>
+        <w:rPr>
+          <w:b/>
+          <w:bCs/>
+        </w:rPr>
+        <w:t xml:space="preserve">Discrepancy in Automation:</w:t>
+      </w:r>
+      <w:r>
+        <w:t xml:space="preserve"> </w:t>
+      </w:r>
+      <w:r>
+        <w:t xml:space="preserve">In automated testing, Selenium executes in microseconds. When the sort dropdown value changed, the React framework unmounted the old catalog DOM nodes and mounted new ones. Calling standard</w:t>
+      </w:r>
+      <w:r>
+        <w:t xml:space="preserve"> </w:t>
+      </w:r>
+      <w:r>
+        <w:rPr>
+          <w:rStyle w:val="VerbatimChar"/>
+        </w:rPr>
+        <w:t xml:space="preserve">find_elements()</w:t>
+      </w:r>
+      <w:r>
+        <w:t xml:space="preserve"> </w:t>
+      </w:r>
+      <w:r>
+        <w:t xml:space="preserve">immediately triggered a</w:t>
+      </w:r>
+      <w:r>
+        <w:t xml:space="preserve"> </w:t>
+      </w:r>
+      <w:r>
+        <w:rPr>
+          <w:rStyle w:val="VerbatimChar"/>
+        </w:rPr>
+        <w:t xml:space="preserve">StaleElementReferenceException</w:t>
+      </w:r>
+      <w:r>
+        <w:t xml:space="preserve"> </w:t>
+      </w:r>
+      <w:r>
+        <w:t xml:space="preserve">because the element reference pointed to discarded DOM memory.</w:t>
       </w:r>
     </w:p>
     <w:p>
@@ -729,7 +850,38 @@
         </w:numPr>
       </w:pPr>
       <w:r>
-        <w:t xml:space="preserve">Engineering Resolution Applied: Implemented live JavaScript DOM evaluation in</w:t>
+        <w:rPr>
+          <w:b/>
+          <w:bCs/>
+        </w:rPr>
+        <w:t xml:space="preserve">Root Cause:</w:t>
+      </w:r>
+      <w:r>
+        <w:t xml:space="preserve"> </w:t>
+      </w:r>
+      <w:r>
+        <w:t xml:space="preserve">React Virtual DOM reconciliation asynchronously replaces DOM element references during sorting and re-rendering cycles.</w:t>
+      </w:r>
+    </w:p>
+    <w:p>
+      <w:pPr>
+        <w:numPr>
+          <w:ilvl w:val="0"/>
+          <w:numId w:val="1001"/>
+        </w:numPr>
+      </w:pPr>
+      <w:r>
+        <w:rPr>
+          <w:b/>
+          <w:bCs/>
+        </w:rPr>
+        <w:t xml:space="preserve">Engineering Resolution Applied:</w:t>
+      </w:r>
+      <w:r>
+        <w:t xml:space="preserve"> </w:t>
+      </w:r>
+      <w:r>
+        <w:t xml:space="preserve">Implemented live JavaScript DOM evaluation in</w:t>
       </w:r>
       <w:r>
         <w:t xml:space="preserve"> </w:t>
@@ -744,16 +896,19 @@
         <w:t xml:space="preserve"> </w:t>
       </w:r>
       <w:r>
-        <w:t xml:space="preserve">(</w:t>
+        <w:t xml:space="preserve">and</w:t>
+      </w:r>
+      <w:r>
+        <w:t xml:space="preserve"> </w:t>
       </w:r>
       <w:r>
         <w:rPr>
           <w:rStyle w:val="VerbatimChar"/>
         </w:rPr>
-        <w:t xml:space="preserve">automation_selenium/pages/base_page.py</w:t>
-      </w:r>
-      <w:r>
-        <w:t xml:space="preserve">):</w:t>
+        <w:t xml:space="preserve">InventoryPage</w:t>
+      </w:r>
+      <w:r>
+        <w:t xml:space="preserve">:</w:t>
       </w:r>
     </w:p>
     <w:p>
@@ -939,16 +1094,26 @@
         </w:numPr>
       </w:pPr>
       <w:r>
-        <w:t xml:space="preserve">Manual Testing Observation: When a manual tester clicks an input field and types characters on a physical keyboard, native browser keyboard events (</w:t>
+        <w:rPr>
+          <w:b/>
+          <w:bCs/>
+        </w:rPr>
+        <w:t xml:space="preserve">Code Reference:</w:t>
+      </w:r>
+      <w:r>
+        <w:t xml:space="preserve"> </w:t>
       </w:r>
       <w:r>
         <w:rPr>
           <w:rStyle w:val="VerbatimChar"/>
         </w:rPr>
-        <w:t xml:space="preserve">keydown</w:t>
-      </w:r>
-      <w:r>
-        <w:t xml:space="preserve">,</w:t>
+        <w:t xml:space="preserve">automation_selenium/pages/base_page.py: BasePage.enter_text()</w:t>
+      </w:r>
+      <w:r>
+        <w:t xml:space="preserve"> </w:t>
+      </w:r>
+      <w:r>
+        <w:t xml:space="preserve">&amp;</w:t>
       </w:r>
       <w:r>
         <w:t xml:space="preserve"> </w:t>
@@ -957,46 +1122,7 @@
         <w:rPr>
           <w:rStyle w:val="VerbatimChar"/>
         </w:rPr>
-        <w:t xml:space="preserve">keypress</w:t>
-      </w:r>
-      <w:r>
-        <w:t xml:space="preserve">,</w:t>
-      </w:r>
-      <w:r>
-        <w:t xml:space="preserve"> </w:t>
-      </w:r>
-      <w:r>
-        <w:rPr>
-          <w:rStyle w:val="VerbatimChar"/>
-        </w:rPr>
-        <w:t xml:space="preserve">input</w:t>
-      </w:r>
-      <w:r>
-        <w:t xml:space="preserve">,</w:t>
-      </w:r>
-      <w:r>
-        <w:t xml:space="preserve"> </w:t>
-      </w:r>
-      <w:r>
-        <w:rPr>
-          <w:rStyle w:val="VerbatimChar"/>
-        </w:rPr>
-        <w:t xml:space="preserve">keyup</w:t>
-      </w:r>
-      <w:r>
-        <w:t xml:space="preserve">,</w:t>
-      </w:r>
-      <w:r>
-        <w:t xml:space="preserve"> </w:t>
-      </w:r>
-      <w:r>
-        <w:rPr>
-          <w:rStyle w:val="VerbatimChar"/>
-        </w:rPr>
-        <w:t xml:space="preserve">change</w:t>
-      </w:r>
-      <w:r>
-        <w:t xml:space="preserve">) fire sequentially, updating React component state.</w:t>
+        <w:t xml:space="preserve">automation_selenium/pages/checkout_step_one_page.py</w:t>
       </w:r>
     </w:p>
     <w:p>
@@ -1007,22 +1133,26 @@
         </w:numPr>
       </w:pPr>
       <w:r>
-        <w:t xml:space="preserve">Automation Discrepancy: In automated headless Chrome execution, Selenium’s native</w:t>
-      </w:r>
-      <w:r>
-        <w:t xml:space="preserve"> </w:t>
+        <w:rPr>
+          <w:b/>
+          <w:bCs/>
+        </w:rPr>
+        <w:t xml:space="preserve">Observation in Manual Testing:</w:t>
+      </w:r>
+      <w:r>
+        <w:t xml:space="preserve"> </w:t>
+      </w:r>
+      <w:r>
+        <w:t xml:space="preserve">When a manual tester clicks an input field and types characters on a physical keyboard, native browser keyboard events (</w:t>
       </w:r>
       <w:r>
         <w:rPr>
           <w:rStyle w:val="VerbatimChar"/>
         </w:rPr>
-        <w:t xml:space="preserve">element.send_keys()</w:t>
-      </w:r>
-      <w:r>
-        <w:t xml:space="preserve"> </w:t>
-      </w:r>
-      <w:r>
-        <w:t xml:space="preserve">or</w:t>
+        <w:t xml:space="preserve">keydown</w:t>
+      </w:r>
+      <w:r>
+        <w:t xml:space="preserve">,</w:t>
       </w:r>
       <w:r>
         <w:t xml:space="preserve"> </w:t>
@@ -1031,22 +1161,46 @@
         <w:rPr>
           <w:rStyle w:val="VerbatimChar"/>
         </w:rPr>
-        <w:t xml:space="preserve">element.clear()</w:t>
-      </w:r>
-      <w:r>
-        <w:t xml:space="preserve"> </w:t>
-      </w:r>
-      <w:r>
-        <w:t xml:space="preserve">set the DOM value property without updating React’s internal synthetic fiber state tracker (</w:t>
+        <w:t xml:space="preserve">keypress</w:t>
+      </w:r>
+      <w:r>
+        <w:t xml:space="preserve">,</w:t>
+      </w:r>
+      <w:r>
+        <w:t xml:space="preserve"> </w:t>
       </w:r>
       <w:r>
         <w:rPr>
           <w:rStyle w:val="VerbatimChar"/>
         </w:rPr>
-        <w:t xml:space="preserve">_valueTracker</w:t>
-      </w:r>
-      <w:r>
-        <w:t xml:space="preserve">). Submitting the form caused React to submit empty state, producing false-positive validation errors.</w:t>
+        <w:t xml:space="preserve">input</w:t>
+      </w:r>
+      <w:r>
+        <w:t xml:space="preserve">,</w:t>
+      </w:r>
+      <w:r>
+        <w:t xml:space="preserve"> </w:t>
+      </w:r>
+      <w:r>
+        <w:rPr>
+          <w:rStyle w:val="VerbatimChar"/>
+        </w:rPr>
+        <w:t xml:space="preserve">keyup</w:t>
+      </w:r>
+      <w:r>
+        <w:t xml:space="preserve">,</w:t>
+      </w:r>
+      <w:r>
+        <w:t xml:space="preserve"> </w:t>
+      </w:r>
+      <w:r>
+        <w:rPr>
+          <w:rStyle w:val="VerbatimChar"/>
+        </w:rPr>
+        <w:t xml:space="preserve">change</w:t>
+      </w:r>
+      <w:r>
+        <w:t xml:space="preserve">) fire sequentially, updating React component state.</w:t>
       </w:r>
     </w:p>
     <w:p>
@@ -1057,7 +1211,17 @@
         </w:numPr>
       </w:pPr>
       <w:r>
-        <w:t xml:space="preserve">Root Cause: React uses controlled component wrappers that intercept native property setters. Directly modifying</w:t>
+        <w:rPr>
+          <w:b/>
+          <w:bCs/>
+        </w:rPr>
+        <w:t xml:space="preserve">Discrepancy in Automation:</w:t>
+      </w:r>
+      <w:r>
+        <w:t xml:space="preserve"> </w:t>
+      </w:r>
+      <w:r>
+        <w:t xml:space="preserve">In automated headless Chrome execution, Selenium’s native</w:t>
       </w:r>
       <w:r>
         <w:t xml:space="preserve"> </w:t>
@@ -1066,13 +1230,13 @@
         <w:rPr>
           <w:rStyle w:val="VerbatimChar"/>
         </w:rPr>
-        <w:t xml:space="preserve">.value</w:t>
-      </w:r>
-      <w:r>
-        <w:t xml:space="preserve"> </w:t>
-      </w:r>
-      <w:r>
-        <w:t xml:space="preserve">does not notify React unless synthetic</w:t>
+        <w:t xml:space="preserve">element.send_keys()</w:t>
+      </w:r>
+      <w:r>
+        <w:t xml:space="preserve"> </w:t>
+      </w:r>
+      <w:r>
+        <w:t xml:space="preserve">or</w:t>
       </w:r>
       <w:r>
         <w:t xml:space="preserve"> </w:t>
@@ -1081,28 +1245,22 @@
         <w:rPr>
           <w:rStyle w:val="VerbatimChar"/>
         </w:rPr>
-        <w:t xml:space="preserve">input</w:t>
-      </w:r>
-      <w:r>
-        <w:t xml:space="preserve"> </w:t>
-      </w:r>
-      <w:r>
-        <w:t xml:space="preserve">and</w:t>
-      </w:r>
-      <w:r>
-        <w:t xml:space="preserve"> </w:t>
+        <w:t xml:space="preserve">element.clear()</w:t>
+      </w:r>
+      <w:r>
+        <w:t xml:space="preserve"> </w:t>
+      </w:r>
+      <w:r>
+        <w:t xml:space="preserve">set the DOM value property without updating React’s internal synthetic fiber state tracker (</w:t>
       </w:r>
       <w:r>
         <w:rPr>
           <w:rStyle w:val="VerbatimChar"/>
         </w:rPr>
-        <w:t xml:space="preserve">change</w:t>
-      </w:r>
-      <w:r>
-        <w:t xml:space="preserve"> </w:t>
-      </w:r>
-      <w:r>
-        <w:t xml:space="preserve">events are explicitly dispatched.</w:t>
+        <w:t xml:space="preserve">_valueTracker</w:t>
+      </w:r>
+      <w:r>
+        <w:t xml:space="preserve">). Submitting the form caused React to submit empty state, producing false-positive validation errors.</w:t>
       </w:r>
     </w:p>
     <w:p>
@@ -1113,7 +1271,17 @@
         </w:numPr>
       </w:pPr>
       <w:r>
-        <w:t xml:space="preserve">Engineering Resolution Applied: Implemented a robust React input synchronization helper in</w:t>
+        <w:rPr>
+          <w:b/>
+          <w:bCs/>
+        </w:rPr>
+        <w:t xml:space="preserve">Root Cause:</w:t>
+      </w:r>
+      <w:r>
+        <w:t xml:space="preserve"> </w:t>
+      </w:r>
+      <w:r>
+        <w:t xml:space="preserve">React uses controlled component wrappers that intercept native property setters. Directly modifying</w:t>
       </w:r>
       <w:r>
         <w:t xml:space="preserve"> </w:t>
@@ -1122,22 +1290,76 @@
         <w:rPr>
           <w:rStyle w:val="VerbatimChar"/>
         </w:rPr>
+        <w:t xml:space="preserve">.value</w:t>
+      </w:r>
+      <w:r>
+        <w:t xml:space="preserve"> </w:t>
+      </w:r>
+      <w:r>
+        <w:t xml:space="preserve">does not notify React unless synthetic</w:t>
+      </w:r>
+      <w:r>
+        <w:t xml:space="preserve"> </w:t>
+      </w:r>
+      <w:r>
+        <w:rPr>
+          <w:rStyle w:val="VerbatimChar"/>
+        </w:rPr>
+        <w:t xml:space="preserve">input</w:t>
+      </w:r>
+      <w:r>
+        <w:t xml:space="preserve"> </w:t>
+      </w:r>
+      <w:r>
+        <w:t xml:space="preserve">and</w:t>
+      </w:r>
+      <w:r>
+        <w:t xml:space="preserve"> </w:t>
+      </w:r>
+      <w:r>
+        <w:rPr>
+          <w:rStyle w:val="VerbatimChar"/>
+        </w:rPr>
+        <w:t xml:space="preserve">change</w:t>
+      </w:r>
+      <w:r>
+        <w:t xml:space="preserve"> </w:t>
+      </w:r>
+      <w:r>
+        <w:t xml:space="preserve">events are explicitly dispatched.</w:t>
+      </w:r>
+    </w:p>
+    <w:p>
+      <w:pPr>
+        <w:numPr>
+          <w:ilvl w:val="0"/>
+          <w:numId w:val="1002"/>
+        </w:numPr>
+      </w:pPr>
+      <w:r>
+        <w:rPr>
+          <w:b/>
+          <w:bCs/>
+        </w:rPr>
+        <w:t xml:space="preserve">Engineering Resolution Applied:</w:t>
+      </w:r>
+      <w:r>
+        <w:t xml:space="preserve"> </w:t>
+      </w:r>
+      <w:r>
+        <w:t xml:space="preserve">Implemented a robust React input synchronization helper in</w:t>
+      </w:r>
+      <w:r>
+        <w:t xml:space="preserve"> </w:t>
+      </w:r>
+      <w:r>
+        <w:rPr>
+          <w:rStyle w:val="VerbatimChar"/>
+        </w:rPr>
         <w:t xml:space="preserve">BasePage.enter_text()</w:t>
       </w:r>
       <w:r>
-        <w:t xml:space="preserve"> </w:t>
-      </w:r>
-      <w:r>
-        <w:t xml:space="preserve">(</w:t>
-      </w:r>
-      <w:r>
-        <w:rPr>
-          <w:rStyle w:val="VerbatimChar"/>
-        </w:rPr>
-        <w:t xml:space="preserve">automation_selenium/pages/base_page.py</w:t>
-      </w:r>
-      <w:r>
-        <w:t xml:space="preserve">):</w:t>
+        <w:t xml:space="preserve">:</w:t>
       </w:r>
     </w:p>
     <w:p>
@@ -1471,7 +1693,20 @@
         </w:numPr>
       </w:pPr>
       <w:r>
-        <w:t xml:space="preserve">Manual Testing Observation: A human tester visibly reads text on the screen regardless of CSS layout rendering passes or text opacity.</w:t>
+        <w:rPr>
+          <w:b/>
+          <w:bCs/>
+        </w:rPr>
+        <w:t xml:space="preserve">Code Reference:</w:t>
+      </w:r>
+      <w:r>
+        <w:t xml:space="preserve"> </w:t>
+      </w:r>
+      <w:r>
+        <w:rPr>
+          <w:rStyle w:val="VerbatimChar"/>
+        </w:rPr>
+        <w:t xml:space="preserve">automation_selenium/pages/inventory_page.py: InventoryPage.get_active_sort_text()</w:t>
       </w:r>
     </w:p>
     <w:p>
@@ -1482,70 +1717,17 @@
         </w:numPr>
       </w:pPr>
       <w:r>
-        <w:t xml:space="preserve">Automation Discrepancy: Selenium’s native</w:t>
-      </w:r>
-      <w:r>
-        <w:t xml:space="preserve"> </w:t>
-      </w:r>
-      <w:r>
-        <w:rPr>
-          <w:rStyle w:val="VerbatimChar"/>
-        </w:rPr>
-        <w:t xml:space="preserve">WebElement.text</w:t>
-      </w:r>
-      <w:r>
-        <w:t xml:space="preserve"> </w:t>
-      </w:r>
-      <w:r>
-        <w:t xml:space="preserve">property relies on the browser’s layout engine to determine visual visibility. In Chrome Headless mode (</w:t>
-      </w:r>
-      <w:r>
-        <w:rPr>
-          <w:rStyle w:val="VerbatimChar"/>
-        </w:rPr>
-        <w:t xml:space="preserve">--headless=new</w:t>
-      </w:r>
-      <w:r>
-        <w:t xml:space="preserve">), calling</w:t>
-      </w:r>
-      <w:r>
-        <w:t xml:space="preserve"> </w:t>
-      </w:r>
-      <w:r>
-        <w:rPr>
-          <w:rStyle w:val="VerbatimChar"/>
-        </w:rPr>
-        <w:t xml:space="preserve">.text</w:t>
-      </w:r>
-      <w:r>
-        <w:t xml:space="preserve"> </w:t>
-      </w:r>
-      <w:r>
-        <w:t xml:space="preserve">on</w:t>
-      </w:r>
-      <w:r>
-        <w:t xml:space="preserve"> </w:t>
-      </w:r>
-      <w:r>
-        <w:rPr>
-          <w:rStyle w:val="VerbatimChar"/>
-        </w:rPr>
-        <w:t xml:space="preserve">&lt;span&gt;</w:t>
-      </w:r>
-      <w:r>
-        <w:t xml:space="preserve"> </w:t>
-      </w:r>
-      <w:r>
-        <w:t xml:space="preserve">elements inside complex select containers occasionally returned an empty string (</w:t>
-      </w:r>
-      <w:r>
-        <w:rPr>
-          <w:rStyle w:val="VerbatimChar"/>
-        </w:rPr>
-        <w:t xml:space="preserve">""</w:t>
-      </w:r>
-      <w:r>
-        <w:t xml:space="preserve">) even though text existed in the DOM.</w:t>
+        <w:rPr>
+          <w:b/>
+          <w:bCs/>
+        </w:rPr>
+        <w:t xml:space="preserve">Observation in Manual Testing:</w:t>
+      </w:r>
+      <w:r>
+        <w:t xml:space="preserve"> </w:t>
+      </w:r>
+      <w:r>
+        <w:t xml:space="preserve">A human tester visibly reads text on the screen regardless of CSS layout rendering passes or text opacity.</w:t>
       </w:r>
     </w:p>
     <w:p>
@@ -1556,7 +1738,80 @@
         </w:numPr>
       </w:pPr>
       <w:r>
-        <w:t xml:space="preserve">Root Cause: Headless layout calculation discrepancies where layout passes are deferred until paint events.</w:t>
+        <w:rPr>
+          <w:b/>
+          <w:bCs/>
+        </w:rPr>
+        <w:t xml:space="preserve">Discrepancy in Automation:</w:t>
+      </w:r>
+      <w:r>
+        <w:t xml:space="preserve"> </w:t>
+      </w:r>
+      <w:r>
+        <w:t xml:space="preserve">Selenium’s native</w:t>
+      </w:r>
+      <w:r>
+        <w:t xml:space="preserve"> </w:t>
+      </w:r>
+      <w:r>
+        <w:rPr>
+          <w:rStyle w:val="VerbatimChar"/>
+        </w:rPr>
+        <w:t xml:space="preserve">WebElement.text</w:t>
+      </w:r>
+      <w:r>
+        <w:t xml:space="preserve"> </w:t>
+      </w:r>
+      <w:r>
+        <w:t xml:space="preserve">property relies on the browser’s layout engine to determine visual visibility. In Chrome Headless mode (</w:t>
+      </w:r>
+      <w:r>
+        <w:rPr>
+          <w:rStyle w:val="VerbatimChar"/>
+        </w:rPr>
+        <w:t xml:space="preserve">--headless=new</w:t>
+      </w:r>
+      <w:r>
+        <w:t xml:space="preserve">), calling</w:t>
+      </w:r>
+      <w:r>
+        <w:t xml:space="preserve"> </w:t>
+      </w:r>
+      <w:r>
+        <w:rPr>
+          <w:rStyle w:val="VerbatimChar"/>
+        </w:rPr>
+        <w:t xml:space="preserve">.text</w:t>
+      </w:r>
+      <w:r>
+        <w:t xml:space="preserve"> </w:t>
+      </w:r>
+      <w:r>
+        <w:t xml:space="preserve">on</w:t>
+      </w:r>
+      <w:r>
+        <w:t xml:space="preserve"> </w:t>
+      </w:r>
+      <w:r>
+        <w:rPr>
+          <w:rStyle w:val="VerbatimChar"/>
+        </w:rPr>
+        <w:t xml:space="preserve">&lt;span&gt;</w:t>
+      </w:r>
+      <w:r>
+        <w:t xml:space="preserve"> </w:t>
+      </w:r>
+      <w:r>
+        <w:t xml:space="preserve">elements inside complex select containers occasionally returned an empty string (</w:t>
+      </w:r>
+      <w:r>
+        <w:rPr>
+          <w:rStyle w:val="VerbatimChar"/>
+        </w:rPr>
+        <w:t xml:space="preserve">""</w:t>
+      </w:r>
+      <w:r>
+        <w:t xml:space="preserve">) even though text existed in the DOM.</w:t>
       </w:r>
     </w:p>
     <w:p>
@@ -1567,7 +1822,38 @@
         </w:numPr>
       </w:pPr>
       <w:r>
-        <w:t xml:space="preserve">Engineering Resolution Applied: Standardized text retrieval across Page Objects to retrieve</w:t>
+        <w:rPr>
+          <w:b/>
+          <w:bCs/>
+        </w:rPr>
+        <w:t xml:space="preserve">Root Cause:</w:t>
+      </w:r>
+      <w:r>
+        <w:t xml:space="preserve"> </w:t>
+      </w:r>
+      <w:r>
+        <w:t xml:space="preserve">Headless layout calculation discrepancies where layout passes are deferred until paint events.</w:t>
+      </w:r>
+    </w:p>
+    <w:p>
+      <w:pPr>
+        <w:numPr>
+          <w:ilvl w:val="0"/>
+          <w:numId w:val="1003"/>
+        </w:numPr>
+      </w:pPr>
+      <w:r>
+        <w:rPr>
+          <w:b/>
+          <w:bCs/>
+        </w:rPr>
+        <w:t xml:space="preserve">Engineering Resolution Applied:</w:t>
+      </w:r>
+      <w:r>
+        <w:t xml:space="preserve"> </w:t>
+      </w:r>
+      <w:r>
+        <w:t xml:space="preserve">Standardized text retrieval across Page Objects to retrieve</w:t>
       </w:r>
       <w:r>
         <w:t xml:space="preserve"> </w:t>
@@ -1656,7 +1942,35 @@
         </w:numPr>
       </w:pPr>
       <w:r>
-        <w:t xml:space="preserve">Manual Testing Observation: In Phase 2, testers logged Defect D-01 (Empty Cart Checkout allowed) and Defect D-02 (Weak Customer Input Validation accepted single-character strings). Manual testers had to remember to test these edge cases manually on every test cycle.</w:t>
+        <w:rPr>
+          <w:b/>
+          <w:bCs/>
+        </w:rPr>
+        <w:t xml:space="preserve">Code Reference:</w:t>
+      </w:r>
+      <w:r>
+        <w:t xml:space="preserve"> </w:t>
+      </w:r>
+      <w:r>
+        <w:rPr>
+          <w:rStyle w:val="VerbatimChar"/>
+        </w:rPr>
+        <w:t xml:space="preserve">automation_selenium/tests/test_checkout.py: test_tc10_checkout_input_validation()</w:t>
+      </w:r>
+      <w:r>
+        <w:t xml:space="preserve"> </w:t>
+      </w:r>
+      <w:r>
+        <w:t xml:space="preserve">and</w:t>
+      </w:r>
+      <w:r>
+        <w:t xml:space="preserve"> </w:t>
+      </w:r>
+      <w:r>
+        <w:rPr>
+          <w:rStyle w:val="VerbatimChar"/>
+        </w:rPr>
+        <w:t xml:space="preserve">automation_selenium/tests/test_cart.py: test_tc08_cart_review()</w:t>
       </w:r>
     </w:p>
     <w:p>
@@ -1668,16 +1982,17 @@
         </w:numPr>
       </w:pPr>
       <w:r>
-        <w:t xml:space="preserve">Automation Discrepancy: Automated scripts execute strict, deterministic programmatic assertions. If an automated script expects a checkout block on empty cart (</w:t>
-      </w:r>
-      <w:r>
-        <w:rPr>
-          <w:rStyle w:val="VerbatimChar"/>
-        </w:rPr>
-        <w:t xml:space="preserve">assert cart.count &gt; 0</w:t>
-      </w:r>
-      <w:r>
-        <w:t xml:space="preserve">), the test will fail as expected, permanently flagging the defect until fixed by developers.</w:t>
+        <w:rPr>
+          <w:b/>
+          <w:bCs/>
+        </w:rPr>
+        <w:t xml:space="preserve">Observation in Manual Testing:</w:t>
+      </w:r>
+      <w:r>
+        <w:t xml:space="preserve"> </w:t>
+      </w:r>
+      <w:r>
+        <w:t xml:space="preserve">In Phase 2, testers logged Defect D-01 (Empty Cart Checkout allowed) and Defect D-02 (Weak Customer Input Validation accepted single-character strings). Manual testers had to remember to test these edge cases manually on every test cycle.</w:t>
       </w:r>
     </w:p>
     <w:p>
@@ -1689,7 +2004,26 @@
         </w:numPr>
       </w:pPr>
       <w:r>
-        <w:t xml:space="preserve">Root Cause: SauceDemo application lacks client-side business logic validation preventing checkout with 0 items.</w:t>
+        <w:rPr>
+          <w:b/>
+          <w:bCs/>
+        </w:rPr>
+        <w:t xml:space="preserve">Discrepancy in Automation:</w:t>
+      </w:r>
+      <w:r>
+        <w:t xml:space="preserve"> </w:t>
+      </w:r>
+      <w:r>
+        <w:t xml:space="preserve">Automated scripts execute strict, deterministic programmatic assertions. If an automated script expects a checkout block on empty cart (</w:t>
+      </w:r>
+      <w:r>
+        <w:rPr>
+          <w:rStyle w:val="VerbatimChar"/>
+        </w:rPr>
+        <w:t xml:space="preserve">assert cart.count &gt; 0</w:t>
+      </w:r>
+      <w:r>
+        <w:t xml:space="preserve">), the test will fail as expected, permanently flagging the defect until fixed by developers.</w:t>
       </w:r>
     </w:p>
     <w:p>
@@ -1701,7 +2035,39 @@
         </w:numPr>
       </w:pPr>
       <w:r>
-        <w:t xml:space="preserve">Engineering Resolution Applied: Created parameterized negative test cases in</w:t>
+        <w:rPr>
+          <w:b/>
+          <w:bCs/>
+        </w:rPr>
+        <w:t xml:space="preserve">Root Cause:</w:t>
+      </w:r>
+      <w:r>
+        <w:t xml:space="preserve"> </w:t>
+      </w:r>
+      <w:r>
+        <w:t xml:space="preserve">SauceDemo application lacks client-side business logic validation preventing checkout with 0 items.</w:t>
+      </w:r>
+    </w:p>
+    <w:p>
+      <w:pPr>
+        <w:pStyle w:val="Compact"/>
+        <w:numPr>
+          <w:ilvl w:val="0"/>
+          <w:numId w:val="1004"/>
+        </w:numPr>
+      </w:pPr>
+      <w:r>
+        <w:rPr>
+          <w:b/>
+          <w:bCs/>
+        </w:rPr>
+        <w:t xml:space="preserve">Engineering Resolution Applied:</w:t>
+      </w:r>
+      <w:r>
+        <w:t xml:space="preserve"> </w:t>
+      </w:r>
+      <w:r>
+        <w:t xml:space="preserve">Created parameterized negative test cases in</w:t>
       </w:r>
       <w:r>
         <w:t xml:space="preserve"> </w:t>
@@ -1760,7 +2126,35 @@
         </w:numPr>
       </w:pPr>
       <w:r>
-        <w:t xml:space="preserve">Manual Testing Observation: Manual testing took 18 minutes. Human execution was slow but tolerant of network latency, animation delays, and server load variations.</w:t>
+        <w:rPr>
+          <w:b/>
+          <w:bCs/>
+        </w:rPr>
+        <w:t xml:space="preserve">Code Reference:</w:t>
+      </w:r>
+      <w:r>
+        <w:t xml:space="preserve"> </w:t>
+      </w:r>
+      <w:r>
+        <w:rPr>
+          <w:rStyle w:val="VerbatimChar"/>
+        </w:rPr>
+        <w:t xml:space="preserve">automation_selenium/pages/base_page.py: BasePage.find_element()</w:t>
+      </w:r>
+      <w:r>
+        <w:t xml:space="preserve"> </w:t>
+      </w:r>
+      <w:r>
+        <w:t xml:space="preserve">&amp;</w:t>
+      </w:r>
+      <w:r>
+        <w:t xml:space="preserve"> </w:t>
+      </w:r>
+      <w:r>
+        <w:rPr>
+          <w:rStyle w:val="VerbatimChar"/>
+        </w:rPr>
+        <w:t xml:space="preserve">WebDriverWait</w:t>
       </w:r>
     </w:p>
     <w:p>
@@ -1772,7 +2166,17 @@
         </w:numPr>
       </w:pPr>
       <w:r>
-        <w:t xml:space="preserve">Automation Discrepancy: Automated testing runs in under 2 minutes. Without explicit synchronization, automation can attempt to click elements before CSS transition animations (e.g., sidebar hamburger menu slide-in) complete.</w:t>
+        <w:rPr>
+          <w:b/>
+          <w:bCs/>
+        </w:rPr>
+        <w:t xml:space="preserve">Observation in Manual Testing:</w:t>
+      </w:r>
+      <w:r>
+        <w:t xml:space="preserve"> </w:t>
+      </w:r>
+      <w:r>
+        <w:t xml:space="preserve">Manual testing took 18 minutes. Human execution was slow but tolerant of network latency, animation delays, and server load variations.</w:t>
       </w:r>
     </w:p>
     <w:p>
@@ -1784,7 +2188,17 @@
         </w:numPr>
       </w:pPr>
       <w:r>
-        <w:t xml:space="preserve">Root Cause: Asynchronous UI transitions and animations outrunning script execution.</w:t>
+        <w:rPr>
+          <w:b/>
+          <w:bCs/>
+        </w:rPr>
+        <w:t xml:space="preserve">Discrepancy in Automation:</w:t>
+      </w:r>
+      <w:r>
+        <w:t xml:space="preserve"> </w:t>
+      </w:r>
+      <w:r>
+        <w:t xml:space="preserve">Automated testing runs in under 2 minutes. Without explicit synchronization, automation can attempt to click elements before CSS transition animations (e.g., sidebar hamburger menu slide-in) complete.</w:t>
       </w:r>
     </w:p>
     <w:p>
@@ -1796,7 +2210,39 @@
         </w:numPr>
       </w:pPr>
       <w:r>
-        <w:t xml:space="preserve">Engineering Resolution Applied: Replaced all hardcoded sleeps with dynamic explicit waits (</w:t>
+        <w:rPr>
+          <w:b/>
+          <w:bCs/>
+        </w:rPr>
+        <w:t xml:space="preserve">Root Cause:</w:t>
+      </w:r>
+      <w:r>
+        <w:t xml:space="preserve"> </w:t>
+      </w:r>
+      <w:r>
+        <w:t xml:space="preserve">Asynchronous UI transitions and animations outrunning script execution.</w:t>
+      </w:r>
+    </w:p>
+    <w:p>
+      <w:pPr>
+        <w:pStyle w:val="Compact"/>
+        <w:numPr>
+          <w:ilvl w:val="0"/>
+          <w:numId w:val="1005"/>
+        </w:numPr>
+      </w:pPr>
+      <w:r>
+        <w:rPr>
+          <w:b/>
+          <w:bCs/>
+        </w:rPr>
+        <w:t xml:space="preserve">Engineering Resolution Applied:</w:t>
+      </w:r>
+      <w:r>
+        <w:t xml:space="preserve"> </w:t>
+      </w:r>
+      <w:r>
+        <w:t xml:space="preserve">Replaced all hardcoded sleeps with dynamic explicit waits (</w:t>
       </w:r>
       <w:r>
         <w:rPr>
@@ -1897,7 +2343,7 @@
               <w:jc w:val="left"/>
             </w:pPr>
             <w:r>
-              <w:t xml:space="preserve">Functional Requirement (FR)</w:t>
+              <w:t xml:space="preserve">Functional Requirement</w:t>
             </w:r>
           </w:p>
         </w:tc>
@@ -1933,7 +2379,7 @@
               <w:jc w:val="left"/>
             </w:pPr>
             <w:r>
-              <w:t xml:space="preserve">Discrepancy / Observation</w:t>
+              <w:t xml:space="preserve">Code Reference / Discrepancy Analysis</w:t>
             </w:r>
           </w:p>
         </w:tc>
@@ -1947,6 +2393,10 @@
               <w:jc w:val="left"/>
             </w:pPr>
             <w:r>
+              <w:rPr>
+                <w:b/>
+                <w:bCs/>
+              </w:rPr>
               <w:t xml:space="preserve">TC-01</w:t>
             </w:r>
           </w:p>
@@ -1995,7 +2445,16 @@
               <w:jc w:val="left"/>
             </w:pPr>
             <w:r>
-              <w:t xml:space="preserve">Automated in 1.4s. Clean URL &amp; DOM verification.</w:t>
+              <w:rPr>
+                <w:rStyle w:val="VerbatimChar"/>
+              </w:rPr>
+              <w:t xml:space="preserve">test_authentication.py: test_tc01_successful_login</w:t>
+            </w:r>
+            <w:r>
+              <w:t xml:space="preserve"> </w:t>
+            </w:r>
+            <w:r>
+              <w:t xml:space="preserve">- Automated in 1.42s.</w:t>
             </w:r>
           </w:p>
         </w:tc>
@@ -2009,6 +2468,10 @@
               <w:jc w:val="left"/>
             </w:pPr>
             <w:r>
+              <w:rPr>
+                <w:b/>
+                <w:bCs/>
+              </w:rPr>
               <w:t xml:space="preserve">TC-02</w:t>
             </w:r>
           </w:p>
@@ -2057,7 +2520,16 @@
               <w:jc w:val="left"/>
             </w:pPr>
             <w:r>
-              <w:t xml:space="preserve">Parameterized across 4 negative credential combinations.</w:t>
+              <w:rPr>
+                <w:rStyle w:val="VerbatimChar"/>
+              </w:rPr>
+              <w:t xml:space="preserve">test_authentication.py: test_tc02_login_error_validation</w:t>
+            </w:r>
+            <w:r>
+              <w:t xml:space="preserve"> </w:t>
+            </w:r>
+            <w:r>
+              <w:t xml:space="preserve">- 4 parameterized credential sets.</w:t>
             </w:r>
           </w:p>
         </w:tc>
@@ -2071,6 +2543,10 @@
               <w:jc w:val="left"/>
             </w:pPr>
             <w:r>
+              <w:rPr>
+                <w:b/>
+                <w:bCs/>
+              </w:rPr>
               <w:t xml:space="preserve">TC-03</w:t>
             </w:r>
           </w:p>
@@ -2119,7 +2595,16 @@
               <w:jc w:val="left"/>
             </w:pPr>
             <w:r>
-              <w:t xml:space="preserve">Automated count of all 6 products, titles, prices, images.</w:t>
+              <w:rPr>
+                <w:rStyle w:val="VerbatimChar"/>
+              </w:rPr>
+              <w:t xml:space="preserve">test_inventory.py: test_tc03_inventory_display</w:t>
+            </w:r>
+            <w:r>
+              <w:t xml:space="preserve"> </w:t>
+            </w:r>
+            <w:r>
+              <w:t xml:space="preserve">- Validates all 6 items, prices, images.</w:t>
             </w:r>
           </w:p>
         </w:tc>
@@ -2133,6 +2618,10 @@
               <w:jc w:val="left"/>
             </w:pPr>
             <w:r>
+              <w:rPr>
+                <w:b/>
+                <w:bCs/>
+              </w:rPr>
               <w:t xml:space="preserve">TC-04</w:t>
             </w:r>
           </w:p>
@@ -2181,7 +2670,16 @@
               <w:jc w:val="left"/>
             </w:pPr>
             <w:r>
-              <w:t xml:space="preserve">Handled dynamic React DOM unmounting with JS arrays.</w:t>
+              <w:rPr>
+                <w:rStyle w:val="VerbatimChar"/>
+              </w:rPr>
+              <w:t xml:space="preserve">test_inventory.py: test_tc04_product_sorting</w:t>
+            </w:r>
+            <w:r>
+              <w:t xml:space="preserve"> </w:t>
+            </w:r>
+            <w:r>
+              <w:t xml:space="preserve">- Resolved React DOM unmounting with JS.</w:t>
             </w:r>
           </w:p>
         </w:tc>
@@ -2195,6 +2693,10 @@
               <w:jc w:val="left"/>
             </w:pPr>
             <w:r>
+              <w:rPr>
+                <w:b/>
+                <w:bCs/>
+              </w:rPr>
               <w:t xml:space="preserve">TC-05</w:t>
             </w:r>
           </w:p>
@@ -2243,7 +2745,16 @@
               <w:jc w:val="left"/>
             </w:pPr>
             <w:r>
-              <w:t xml:space="preserve">Verified item specs, description, image, and back button.</w:t>
+              <w:rPr>
+                <w:rStyle w:val="VerbatimChar"/>
+              </w:rPr>
+              <w:t xml:space="preserve">test_inventory.py: test_tc05_product_details_view</w:t>
+            </w:r>
+            <w:r>
+              <w:t xml:space="preserve"> </w:t>
+            </w:r>
+            <w:r>
+              <w:t xml:space="preserve">- Item specs, price, image, back button.</w:t>
             </w:r>
           </w:p>
         </w:tc>
@@ -2257,6 +2768,10 @@
               <w:jc w:val="left"/>
             </w:pPr>
             <w:r>
+              <w:rPr>
+                <w:b/>
+                <w:bCs/>
+              </w:rPr>
               <w:t xml:space="preserve">TC-06</w:t>
             </w:r>
           </w:p>
@@ -2305,7 +2820,16 @@
               <w:jc w:val="left"/>
             </w:pPr>
             <w:r>
-              <w:t xml:space="preserve">Live cart badge count validated dynamically.</w:t>
+              <w:rPr>
+                <w:rStyle w:val="VerbatimChar"/>
+              </w:rPr>
+              <w:t xml:space="preserve">test_cart.py: test_tc06_add_to_cart</w:t>
+            </w:r>
+            <w:r>
+              <w:t xml:space="preserve"> </w:t>
+            </w:r>
+            <w:r>
+              <w:t xml:space="preserve">- Live badge count increment validated dynamically.</w:t>
             </w:r>
           </w:p>
         </w:tc>
@@ -2319,6 +2843,10 @@
               <w:jc w:val="left"/>
             </w:pPr>
             <w:r>
+              <w:rPr>
+                <w:b/>
+                <w:bCs/>
+              </w:rPr>
               <w:t xml:space="preserve">TC-07</w:t>
             </w:r>
           </w:p>
@@ -2367,7 +2895,16 @@
               <w:jc w:val="left"/>
             </w:pPr>
             <w:r>
-              <w:t xml:space="preserve">Badge decrement and button label toggle validated.</w:t>
+              <w:rPr>
+                <w:rStyle w:val="VerbatimChar"/>
+              </w:rPr>
+              <w:t xml:space="preserve">test_cart.py: test_tc07_remove_from_cart</w:t>
+            </w:r>
+            <w:r>
+              <w:t xml:space="preserve"> </w:t>
+            </w:r>
+            <w:r>
+              <w:t xml:space="preserve">- Badge decrement and button state toggle validated.</w:t>
             </w:r>
           </w:p>
         </w:tc>
@@ -2381,6 +2918,10 @@
               <w:jc w:val="left"/>
             </w:pPr>
             <w:r>
+              <w:rPr>
+                <w:b/>
+                <w:bCs/>
+              </w:rPr>
               <w:t xml:space="preserve">TC-08</w:t>
             </w:r>
           </w:p>
@@ -2429,7 +2970,16 @@
               <w:jc w:val="left"/>
             </w:pPr>
             <w:r>
-              <w:t xml:space="preserve">Highlighted Defect D-01 (Empty cart checkout allowed).</w:t>
+              <w:rPr>
+                <w:rStyle w:val="VerbatimChar"/>
+              </w:rPr>
+              <w:t xml:space="preserve">test_cart.py: test_tc08_cart_review</w:t>
+            </w:r>
+            <w:r>
+              <w:t xml:space="preserve"> </w:t>
+            </w:r>
+            <w:r>
+              <w:t xml:space="preserve">- Validates item list and highlights Defect D-01.</w:t>
             </w:r>
           </w:p>
         </w:tc>
@@ -2443,6 +2993,10 @@
               <w:jc w:val="left"/>
             </w:pPr>
             <w:r>
+              <w:rPr>
+                <w:b/>
+                <w:bCs/>
+              </w:rPr>
               <w:t xml:space="preserve">TC-09</w:t>
             </w:r>
           </w:p>
@@ -2491,7 +3045,16 @@
               <w:jc w:val="left"/>
             </w:pPr>
             <w:r>
-              <w:t xml:space="preserve">Error banner asserted on blank information form submission.</w:t>
+              <w:rPr>
+                <w:rStyle w:val="VerbatimChar"/>
+              </w:rPr>
+              <w:t xml:space="preserve">test_checkout.py: test_tc09_checkout_empty_fields_validation</w:t>
+            </w:r>
+            <w:r>
+              <w:t xml:space="preserve"> </w:t>
+            </w:r>
+            <w:r>
+              <w:t xml:space="preserve">- First Name error verified.</w:t>
             </w:r>
           </w:p>
         </w:tc>
@@ -2505,6 +3068,10 @@
               <w:jc w:val="left"/>
             </w:pPr>
             <w:r>
+              <w:rPr>
+                <w:b/>
+                <w:bCs/>
+              </w:rPr>
               <w:t xml:space="preserve">TC-10</w:t>
             </w:r>
           </w:p>
@@ -2553,7 +3120,16 @@
               <w:jc w:val="left"/>
             </w:pPr>
             <w:r>
-              <w:t xml:space="preserve">Highlighted Defect D-02 (Single-character input accepted).</w:t>
+              <w:rPr>
+                <w:rStyle w:val="VerbatimChar"/>
+              </w:rPr>
+              <w:t xml:space="preserve">test_checkout.py: test_tc10_checkout_input_validation</w:t>
+            </w:r>
+            <w:r>
+              <w:t xml:space="preserve"> </w:t>
+            </w:r>
+            <w:r>
+              <w:t xml:space="preserve">- Highlights Defect D-02.</w:t>
             </w:r>
           </w:p>
         </w:tc>
@@ -2567,6 +3143,10 @@
               <w:jc w:val="left"/>
             </w:pPr>
             <w:r>
+              <w:rPr>
+                <w:b/>
+                <w:bCs/>
+              </w:rPr>
               <w:t xml:space="preserve">TC-11</w:t>
             </w:r>
           </w:p>
@@ -2615,7 +3195,16 @@
               <w:jc w:val="left"/>
             </w:pPr>
             <w:r>
-              <w:t xml:space="preserve">Automated floating-point math: Subtotal + 8% Tax == Total.</w:t>
+              <w:rPr>
+                <w:rStyle w:val="VerbatimChar"/>
+              </w:rPr>
+              <w:t xml:space="preserve">test_checkout.py: test_tc11_order_overview_calculations</w:t>
+            </w:r>
+            <w:r>
+              <w:t xml:space="preserve"> </w:t>
+            </w:r>
+            <w:r>
+              <w:t xml:space="preserve">- Subtotal + 8% Tax == Total.</w:t>
             </w:r>
           </w:p>
         </w:tc>
@@ -2629,6 +3218,10 @@
               <w:jc w:val="left"/>
             </w:pPr>
             <w:r>
+              <w:rPr>
+                <w:b/>
+                <w:bCs/>
+              </w:rPr>
               <w:t xml:space="preserve">TC-12</w:t>
             </w:r>
           </w:p>
@@ -2677,7 +3270,16 @@
               <w:jc w:val="left"/>
             </w:pPr>
             <w:r>
-              <w:t xml:space="preserve">Order confirmed with header and pony express graphic.</w:t>
+              <w:rPr>
+                <w:rStyle w:val="VerbatimChar"/>
+              </w:rPr>
+              <w:t xml:space="preserve">test_checkout.py: test_tc12_finish_order_confirmation</w:t>
+            </w:r>
+            <w:r>
+              <w:t xml:space="preserve"> </w:t>
+            </w:r>
+            <w:r>
+              <w:t xml:space="preserve">- Confirmation header &amp; pony express.</w:t>
             </w:r>
           </w:p>
         </w:tc>
@@ -2691,6 +3293,10 @@
               <w:jc w:val="left"/>
             </w:pPr>
             <w:r>
+              <w:rPr>
+                <w:b/>
+                <w:bCs/>
+              </w:rPr>
               <w:t xml:space="preserve">TC-13</w:t>
             </w:r>
           </w:p>
@@ -2739,7 +3345,16 @@
               <w:jc w:val="left"/>
             </w:pPr>
             <w:r>
-              <w:t xml:space="preserve">Verified redirection from both Step 1 and Step 2.</w:t>
+              <w:rPr>
+                <w:rStyle w:val="VerbatimChar"/>
+              </w:rPr>
+              <w:t xml:space="preserve">test_checkout.py: test_tc13_cancel_checkout_redirection</w:t>
+            </w:r>
+            <w:r>
+              <w:t xml:space="preserve"> </w:t>
+            </w:r>
+            <w:r>
+              <w:t xml:space="preserve">- Step 1 &amp; Step 2 cancellation.</w:t>
             </w:r>
           </w:p>
         </w:tc>
@@ -2753,6 +3368,10 @@
               <w:jc w:val="left"/>
             </w:pPr>
             <w:r>
+              <w:rPr>
+                <w:b/>
+                <w:bCs/>
+              </w:rPr>
               <w:t xml:space="preserve">TC-14</w:t>
             </w:r>
           </w:p>
@@ -2801,7 +3420,16 @@
               <w:jc w:val="left"/>
             </w:pPr>
             <w:r>
-              <w:t xml:space="preserve">Sidebar hamburger animation handled with explicit wait.</w:t>
+              <w:rPr>
+                <w:rStyle w:val="VerbatimChar"/>
+              </w:rPr>
+              <w:t xml:space="preserve">test_authentication.py: test_tc14_secure_logout</w:t>
+            </w:r>
+            <w:r>
+              <w:t xml:space="preserve"> </w:t>
+            </w:r>
+            <w:r>
+              <w:t xml:space="preserve">- Sidebar animation and back-nav block.</w:t>
             </w:r>
           </w:p>
         </w:tc>
@@ -2815,13 +3443,13 @@
       </w:r>
     </w:p>
     <w:bookmarkEnd w:id="20"/>
-    <w:bookmarkStart w:id="21" w:name="conclusion-automation-recommendations"/>
+    <w:bookmarkStart w:id="21" w:name="references-documentation"/>
     <w:p>
       <w:pPr>
         <w:pStyle w:val="Heading2"/>
       </w:pPr>
       <w:r>
-        <w:t xml:space="preserve">5. Conclusion &amp; Automation Recommendations</w:t>
+        <w:t xml:space="preserve">5. References &amp; Documentation</w:t>
       </w:r>
     </w:p>
     <w:p>
@@ -2837,13 +3465,13 @@
           <w:b/>
           <w:bCs/>
         </w:rPr>
-        <w:t xml:space="preserve">High Automation Return on Investment (ROI):</w:t>
-      </w:r>
-      <w:r>
-        <w:t xml:space="preserve"> </w:t>
-      </w:r>
-      <w:r>
-        <w:t xml:space="preserve">Transitioning to automated test execution delivered an 89.8% reduction in execution time while achieving 100% repeatability and eliminating human testing error.</w:t>
+        <w:t xml:space="preserve">Course Documentation:</w:t>
+      </w:r>
+      <w:r>
+        <w:t xml:space="preserve"> </w:t>
+      </w:r>
+      <w:r>
+        <w:t xml:space="preserve">CST8513 Assignment III Project Specifications, Algonquin College.</w:t>
       </w:r>
     </w:p>
     <w:p>
@@ -2859,13 +3487,13 @@
           <w:b/>
           <w:bCs/>
         </w:rPr>
-        <w:t xml:space="preserve">Page Object Model Maintainability:</w:t>
-      </w:r>
-      <w:r>
-        <w:t xml:space="preserve"> </w:t>
-      </w:r>
-      <w:r>
-        <w:t xml:space="preserve">Adhering strictly to POM decoupled UI locators from test logic, ensuring that any future changes to SauceDemo element IDs or layout require single-point locator maintenance without test rewrites.</w:t>
+        <w:t xml:space="preserve">Phase 1 Project Deliverable:</w:t>
+      </w:r>
+      <w:r>
+        <w:t xml:space="preserve"> </w:t>
+      </w:r>
+      <w:r>
+        <w:t xml:space="preserve">Proposal &amp; Functional Requirements Document (FR-01 to FR-14), Pandit &amp; Ahalpara.</w:t>
       </w:r>
     </w:p>
     <w:p>
@@ -2881,28 +3509,79 @@
           <w:b/>
           <w:bCs/>
         </w:rPr>
-        <w:t xml:space="preserve">Robust Synchronization Standards:</w:t>
-      </w:r>
-      <w:r>
-        <w:t xml:space="preserve"> </w:t>
-      </w:r>
-      <w:r>
-        <w:t xml:space="preserve">Eliminating arbitrary thread sleeps in favor of explicit</w:t>
-      </w:r>
-      <w:r>
-        <w:t xml:space="preserve"> </w:t>
-      </w:r>
-      <w:r>
-        <w:rPr>
-          <w:rStyle w:val="VerbatimChar"/>
-        </w:rPr>
-        <w:t xml:space="preserve">WebDriverWait</w:t>
-      </w:r>
-      <w:r>
-        <w:t xml:space="preserve"> </w:t>
-      </w:r>
-      <w:r>
-        <w:t xml:space="preserve">and React synthetic event synchronization ensured 100% reliability across both local headed mode and headless CI/CD execution.</w:t>
+        <w:t xml:space="preserve">Phase 2 Project Deliverable:</w:t>
+      </w:r>
+      <w:r>
+        <w:t xml:space="preserve"> </w:t>
+      </w:r>
+      <w:r>
+        <w:t xml:space="preserve">Manual Test Cases and Defect Report (D-01 &amp; D-02), Pandit &amp; Ahalpara.</w:t>
+      </w:r>
+    </w:p>
+    <w:p>
+      <w:pPr>
+        <w:pStyle w:val="Compact"/>
+        <w:numPr>
+          <w:ilvl w:val="0"/>
+          <w:numId w:val="1006"/>
+        </w:numPr>
+      </w:pPr>
+      <w:r>
+        <w:rPr>
+          <w:b/>
+          <w:bCs/>
+        </w:rPr>
+        <w:t xml:space="preserve">Selenium WebDriver API Documentation:</w:t>
+      </w:r>
+      <w:r>
+        <w:t xml:space="preserve"> </w:t>
+      </w:r>
+      <w:r>
+        <w:t xml:space="preserve">https://www.selenium.dev/documentation/webdriver/</w:t>
+      </w:r>
+    </w:p>
+    <w:p>
+      <w:pPr>
+        <w:pStyle w:val="Compact"/>
+        <w:numPr>
+          <w:ilvl w:val="0"/>
+          <w:numId w:val="1006"/>
+        </w:numPr>
+      </w:pPr>
+      <w:r>
+        <w:rPr>
+          <w:b/>
+          <w:bCs/>
+        </w:rPr>
+        <w:t xml:space="preserve">Pytest Framework Documentation:</w:t>
+      </w:r>
+      <w:r>
+        <w:t xml:space="preserve"> </w:t>
+      </w:r>
+      <w:r>
+        <w:t xml:space="preserve">https://docs.pytest.org/</w:t>
+      </w:r>
+    </w:p>
+    <w:p>
+      <w:pPr>
+        <w:pStyle w:val="Compact"/>
+        <w:numPr>
+          <w:ilvl w:val="0"/>
+          <w:numId w:val="1006"/>
+        </w:numPr>
+      </w:pPr>
+      <w:r>
+        <w:rPr>
+          <w:b/>
+          <w:bCs/>
+        </w:rPr>
+        <w:t xml:space="preserve">Project GitHub Source Repository:</w:t>
+      </w:r>
+      <w:r>
+        <w:t xml:space="preserve"> </w:t>
+      </w:r>
+      <w:r>
+        <w:t xml:space="preserve">https://github.com/MeetAhalpara/QA-Test-Automation</w:t>
       </w:r>
     </w:p>
     <w:p>
@@ -2912,137 +3591,6 @@
         </w:pict>
       </w:r>
     </w:p>
-    <w:bookmarkEnd w:id="21"/>
-    <w:bookmarkStart w:id="22" w:name="references-code-navigation-links"/>
-    <w:p>
-      <w:pPr>
-        <w:pStyle w:val="Heading2"/>
-      </w:pPr>
-      <w:r>
-        <w:t xml:space="preserve">6. References &amp; Code Navigation Links</w:t>
-      </w:r>
-    </w:p>
-    <w:p>
-      <w:pPr>
-        <w:pStyle w:val="Compact"/>
-        <w:numPr>
-          <w:ilvl w:val="0"/>
-          <w:numId w:val="1007"/>
-        </w:numPr>
-      </w:pPr>
-      <w:r>
-        <w:t xml:space="preserve">Framework Base Page:</w:t>
-      </w:r>
-      <w:r>
-        <w:t xml:space="preserve"> </w:t>
-      </w:r>
-      <w:r>
-        <w:rPr>
-          <w:rStyle w:val="VerbatimChar"/>
-        </w:rPr>
-        <w:t xml:space="preserve">automation_selenium/pages/base_page.py</w:t>
-      </w:r>
-    </w:p>
-    <w:p>
-      <w:pPr>
-        <w:pStyle w:val="Compact"/>
-        <w:numPr>
-          <w:ilvl w:val="0"/>
-          <w:numId w:val="1007"/>
-        </w:numPr>
-      </w:pPr>
-      <w:r>
-        <w:t xml:space="preserve">Test Suites:</w:t>
-      </w:r>
-      <w:r>
-        <w:t xml:space="preserve"> </w:t>
-      </w:r>
-      <w:r>
-        <w:rPr>
-          <w:rStyle w:val="VerbatimChar"/>
-        </w:rPr>
-        <w:t xml:space="preserve">automation_selenium/tests/test_authentication.py</w:t>
-      </w:r>
-      <w:r>
-        <w:t xml:space="preserve">,</w:t>
-      </w:r>
-      <w:r>
-        <w:t xml:space="preserve"> </w:t>
-      </w:r>
-      <w:r>
-        <w:rPr>
-          <w:rStyle w:val="VerbatimChar"/>
-        </w:rPr>
-        <w:t xml:space="preserve">test_inventory.py</w:t>
-      </w:r>
-      <w:r>
-        <w:t xml:space="preserve">,</w:t>
-      </w:r>
-      <w:r>
-        <w:t xml:space="preserve"> </w:t>
-      </w:r>
-      <w:r>
-        <w:rPr>
-          <w:rStyle w:val="VerbatimChar"/>
-        </w:rPr>
-        <w:t xml:space="preserve">test_cart.py</w:t>
-      </w:r>
-      <w:r>
-        <w:t xml:space="preserve">,</w:t>
-      </w:r>
-      <w:r>
-        <w:t xml:space="preserve"> </w:t>
-      </w:r>
-      <w:r>
-        <w:rPr>
-          <w:rStyle w:val="VerbatimChar"/>
-        </w:rPr>
-        <w:t xml:space="preserve">test_checkout.py</w:t>
-      </w:r>
-      <w:r>
-        <w:t xml:space="preserve">,</w:t>
-      </w:r>
-      <w:r>
-        <w:t xml:space="preserve"> </w:t>
-      </w:r>
-      <w:r>
-        <w:rPr>
-          <w:rStyle w:val="VerbatimChar"/>
-        </w:rPr>
-        <w:t xml:space="preserve">test_e2e_workflow.py</w:t>
-      </w:r>
-    </w:p>
-    <w:p>
-      <w:pPr>
-        <w:pStyle w:val="Compact"/>
-        <w:numPr>
-          <w:ilvl w:val="0"/>
-          <w:numId w:val="1007"/>
-        </w:numPr>
-      </w:pPr>
-      <w:r>
-        <w:t xml:space="preserve">Selenium Documentation on Stale Elements: https://www.selenium.dev/documentation/webdriver/troubleshooting/errors#staleelementreferenceexception</w:t>
-      </w:r>
-    </w:p>
-    <w:p>
-      <w:pPr>
-        <w:pStyle w:val="Compact"/>
-        <w:numPr>
-          <w:ilvl w:val="0"/>
-          <w:numId w:val="1007"/>
-        </w:numPr>
-      </w:pPr>
-      <w:r>
-        <w:t xml:space="preserve">React Synthetic Event System: https://react.dev/reference/react-dom/components/common#event-handler</w:t>
-      </w:r>
-    </w:p>
-    <w:p>
-      <w:r>
-        <w:pict>
-          <v:rect style="width:0;height:1.5pt" o:hralign="center" o:hrstd="t" o:hr="t"/>
-        </w:pict>
-      </w:r>
-    </w:p>
     <w:p>
       <w:pPr>
         <w:pStyle w:val="FirstParagraph"/>
@@ -3052,7 +3600,7 @@
           <w:i/>
           <w:iCs/>
         </w:rPr>
-        <w:t xml:space="preserve">Report Prepared by: Devangbhai Pandit &amp; Meet Ahalpara</w:t>
+        <w:t xml:space="preserve">Deliverable 2 Prepared by: Devangbhai Pandit &amp; Meet Ahalpara</w:t>
       </w:r>
       <w:r>
         <w:br/>
@@ -3065,8 +3613,8 @@
         <w:t xml:space="preserve">Course: CST8513 - Quality Assurance and Testing | Algonquin College</w:t>
       </w:r>
     </w:p>
+    <w:bookmarkEnd w:id="21"/>
     <w:bookmarkEnd w:id="22"/>
-    <w:bookmarkEnd w:id="23"/>
     <w:sectPr>
       <w:footnotePr>
         <w:numRestart w:val="eachSect"/>
@@ -3412,9 +3960,6 @@
     <w:lvlOverride w:ilvl="8">
       <w:startOverride w:val="1"/>
     </w:lvlOverride>
-  </w:num>
-  <w:num w:numId="1007">
-    <w:abstractNumId w:val="991"/>
   </w:num>
 </w:numbering>
 </file>
